--- a/docs/reports/Final_Report_Integrated_Draft_JA.docx
+++ b/docs/reports/Final_Report_Integrated_Draft_JA.docx
@@ -91,7 +91,13 @@
           <w:rFonts w:ascii="Yu Gothic" w:hAnsi="Yu Gothic" w:eastAsia="Yu Gothic"/>
           <w:color w:val="B22222"/>
         </w:rPr>
-        <w:t>本研究は、日本の犬猫譲渡におけるリスクを考慮した審査画面を開発・評価する。試作は動物固有の世話の条件、応募者の計画、確認状態、人が行う判断を工程ごとにつなぐ。成人5名が架空ケースを確認し、各工程の分かりやすさと判断への役立ち方を評価して、不足情報と次の対応を説明する。観察した誤解と面接での意見も評価に加える。この形成的研究では現場の審査期間や譲渡成果は測定できない。ソフトウェアの実装可能性は示したが、参加者評価の結果は未収集である。</w:t>
+        <w:t>本研究は、日本の犬猫譲渡におけるリスクを考慮した審査画面を開発・評価する。試作は動物固有の世話の条件と応募者の計画、確認状態、人による段階的判断を結びつける。基本プロフィール表示と審査支援表示を比べるシナリオ評価を設計し、審査時間、重要リスクの発見、判断理由の質、点数への過度な依存を調べる。現時点のソフトウェアと架空ケースは実装可能性を示すが、参加者評価と実際の譲渡成果は未収集である。本報告書は元の問題設定・設計・評価計画を維持しつつ、実装済みの機能と検証待ちの仮説を区別する。</w:t>
+      </w:r>
+      <w:r>
+        <w:rPr>
+          <w:color w:val="C00000"/>
+        </w:rPr>
+        <w:t xml:space="preserve"> 運用上は里親希望者と譲渡者の直接対話を残しながら、負担の大きい審査、証拠確認、工程管理をPawMatchの審査担当者と管理者が担う。</w:t>
       </w:r>
     </w:p>
     <w:p>
@@ -251,7 +257,7 @@
           <w:rFonts w:ascii="Yu Gothic" w:hAnsi="Yu Gothic" w:eastAsia="Yu Gothic"/>
           <w:color w:val="B22222"/>
         </w:rPr>
-        <w:t>この行政統計は公的な引取りと処分を示すもので、個人間譲渡の審査の質は測定しない。引取りや殺処分の減少を本試作の効果とみなすことはできない。本研究では審査の各工程で重要な情報と次に人が行う対応を理解できるか調べる。</w:t>
+        <w:t>この行政統計は公的な引取りと処分を示すもので、個人間譲渡の審査の質は測定しない。引取りや殺処分の減少を本試作の効果とみなすことはできない。本研究が測るのは個々の審査判断の質と効率である。</w:t>
       </w:r>
     </w:p>
     <w:p>
@@ -264,7 +270,7 @@
           <w:rFonts w:ascii="Yu Gothic" w:hAnsi="Yu Gothic" w:eastAsia="Yu Gothic"/>
           <w:color w:val="000000"/>
         </w:rPr>
-        <w:t>公的統計が改善しても、保護や譲渡の必要性がなくなったわけではない。動物愛護団体、ボランティア、保護猫カフェ、個人の保護活動者は、遺棄や虐待、医療ケア、里親募集、譲渡後の支援、多頭飼育崩壊に引き続き対応している。多頭飼育崩壊には動物の健康悪化、不衛生な環境、近隣との摩擦、社会的孤立が伴い得る（環境省、2021）。</w:t>
+        <w:t>公的統計が改善しても、保護や譲渡の必要性がなくなったわけではない。動物愛護団体、ボランティア、保護猫カフェ、個人の保護活動者は、遺棄や虐待、医療ケア、里親募集、譲渡後の支援、多頭飼育崩壊に引き続き対応している。多頭飼育崩壊には動物の健康悪化、不衛生な環境、近隣との摩擦、社会的孤立が伴い得る（環境省、2022）。</w:t>
       </w:r>
     </w:p>
     <w:p>
@@ -470,7 +476,7 @@
           <w:rFonts w:ascii="Yu Gothic" w:hAnsi="Yu Gothic" w:eastAsia="Yu Gothic"/>
           <w:color w:val="B22222"/>
         </w:rPr>
-        <w:t>先行研究やサービスは、譲渡までの道筋を伝えたり、団体の案件を管理したりする助けになる。本研究では、提案する工程の各段階で、動物の必要条件、応募者の計画、未確認事項、理由のある次の対応を理解できるか確かめる。参加者の工程別評価、説明、観察された困難から、フローの修正箇所を特定する。</w:t>
+        <w:t>先行研究やサービスは、譲渡までの道筋を伝えたり、団体の案件を管理したりする助けになる。本研究ではさらに、動物の必要条件、応募者の計画、未確認事項を一画面で示すと、審査担当者は重要なリスクを見つけ、次の対応を理由とともに説明しやすくなるかを確かめる。同じ架空ケースを二種類の画面で比較する。既存製品との優劣や、実際の譲渡件数の増加までは結論にしない。</w:t>
       </w:r>
     </w:p>
     <w:p>
@@ -498,7 +504,7 @@
           <w:rFonts w:ascii="Yu Gothic" w:hAnsi="Yu Gothic" w:eastAsia="Yu Gothic"/>
           <w:color w:val="B22222"/>
         </w:rPr>
-        <w:t>研究目的は、提案した審査工程のどの部分が根拠のある次の対応を考える助けになり、どこで誤解や根拠のない安心感が生じるかを見つけることである。次の三つの問いで形成的評価を行う。</w:t>
+        <w:t>研究課題（RQ）は、基本表示と審査支援表示を比べる際に何を観察するかを、次の三点に整理したものである。</w:t>
       </w:r>
     </w:p>
     <w:p>
@@ -511,7 +517,7 @@
           <w:rFonts w:ascii="Yu Gothic" w:hAnsi="Yu Gothic" w:eastAsia="Yu Gothic"/>
           <w:color w:val="B22222"/>
         </w:rPr>
-        <w:t>・RQ1（工程の理解）：どの工程では必要な情報、未確認事項、次の対応を把握でき、どの工程で誤解が生じるか。</w:t>
+        <w:t>・RQ1（速さと安全性）：ケースごとに事前に定めた重要なリスクを見落とさず、次の手続きをより速く判断できるか。所要時間と重要リスクの発見率を一緒に見る。</w:t>
       </w:r>
     </w:p>
     <w:p>
@@ -524,7 +530,7 @@
           <w:rFonts w:ascii="Yu Gothic" w:hAnsi="Yu Gothic" w:eastAsia="Yu Gothic"/>
           <w:color w:val="B22222"/>
         </w:rPr>
-        <w:t>・RQ2（役立ち方）：参加者はどの工程を判断に役立つと評価し、その理由としてどの具体例を挙げるか。</w:t>
+        <w:t>・RQ2（説明のしやすさ）：なぜその判断をしたか、何を追加確認すべきかを具体的に説明できるか。記述を事前に決めたケース別の基準と照合する。</w:t>
       </w:r>
     </w:p>
     <w:p>
@@ -537,7 +543,7 @@
           <w:rFonts w:ascii="Yu Gothic" w:hAnsi="Yu Gothic" w:eastAsia="Yu Gothic"/>
           <w:color w:val="B22222"/>
         </w:rPr>
-        <w:t>・RQ3（点数の扱い）：暫定点が高くても住居やケアの証拠が未確認のケースで、必要な確認を挙げられるか。挙げられない場合、表示をどう直すべきか。</w:t>
+        <w:t>・RQ3（点数への頼りすぎ）：点数が高くても住居やケアの証拠が未確認のとき、数値だけで先に進めず、確認待ちに気づけるか。</w:t>
       </w:r>
     </w:p>
     <w:p>
@@ -564,7 +570,7 @@
           <w:rFonts w:ascii="Yu Gothic" w:hAnsi="Yu Gothic" w:eastAsia="Yu Gothic"/>
           <w:color w:val="B22222"/>
         </w:rPr>
-        <w:t>以下の仕様はProposalの設計意図を引き継ぐ。元の図をこの節に置き、現行実装との違いは図の近くで説明する。</w:t>
+        <w:t>以下の設計仕様はProposalから引き継ぐ。実装状況と当初の図からの変更点は、その直後に示す。</w:t>
       </w:r>
     </w:p>
     <w:p>
@@ -578,6 +584,77 @@
           <w:color w:val="000000"/>
         </w:rPr>
         <w:t>提案するシステムは、犬猫の個人間譲渡における応募者審査を支える、リスクを考慮した判断支援の試作である。人の判断を置き換えるのではなく、支援する。自動的に応募者を承認・拒否せず、関連情報を構造化し、審査担当者が透明で一貫した判断を行えるように提示する。</w:t>
+      </w:r>
+    </w:p>
+    <w:p>
+      <w:pPr/>
+      <w:r>
+        <w:rPr>
+          <w:color w:val="C00000"/>
+        </w:rPr>
+        <w:t>本システムの基本的な運用単位は、①里親希望者、②譲渡者、③審査担当者、④管理者の四つのロールである。ただし③と④はサービス提供側のPawMatch運営としてまとめて扱う。里親希望者は相談と必要情報の提出を行い、譲渡者は実際にペットを飼育している者として、性格、健康状態、日常のケア、譲渡条件などの質問に回答する。PawMatch運営は、適合性確認、書類、本人確認、審査工程、判断理由と監査記録を整理・管理する。</w:t>
+      </w:r>
+    </w:p>
+    <w:p>
+      <w:pPr/>
+      <w:r>
+        <w:rPr>
+          <w:color w:val="C00000"/>
+        </w:rPr>
+        <w:t>相談履歴は三者が参加する共有スレッドとする。ペット固有の事実は譲渡者へ直接確認できる一方、審査へ進める判断、追加書類の依頼、本人確認、工程の更新はPawMatch運営が担当する。管理者は通常の相談対応者ではないが、システム管理者として権限、設定、アカウント、監査を管理し、必要な場合は運営として記録を確認できる。この分担により、譲渡者の知識と意思決定への参加を失わずに、負担の大きい審査・手続き・確認をサービス側が支援する。</w:t>
+      </w:r>
+    </w:p>
+    <w:p>
+      <w:pPr>
+        <w:keepNext/>
+        <w:jc w:val="center"/>
+      </w:pPr>
+      <w:r>
+        <w:drawing>
+          <wp:inline xmlns:a="http://schemas.openxmlformats.org/drawingml/2006/main" xmlns:pic="http://schemas.openxmlformats.org/drawingml/2006/picture">
+            <wp:extent cx="5897880" cy="3317558"/>
+            <wp:docPr id="5" name="Picture 5"/>
+            <wp:cNvGraphicFramePr>
+              <a:graphicFrameLocks noChangeAspect="1"/>
+            </wp:cNvGraphicFramePr>
+            <a:graphic>
+              <a:graphicData uri="http://schemas.openxmlformats.org/drawingml/2006/picture">
+                <pic:pic>
+                  <pic:nvPicPr>
+                    <pic:cNvPr id="0" name="role-model-ja.png"/>
+                    <pic:cNvPicPr/>
+                  </pic:nvPicPr>
+                  <pic:blipFill>
+                    <a:blip r:embed="rId14"/>
+                    <a:stretch>
+                      <a:fillRect/>
+                    </a:stretch>
+                  </pic:blipFill>
+                  <pic:spPr>
+                    <a:xfrm>
+                      <a:off x="0" y="0"/>
+                      <a:ext cx="5897880" cy="3317558"/>
+                    </a:xfrm>
+                    <a:prstGeom prst="rect"/>
+                  </pic:spPr>
+                </pic:pic>
+              </a:graphicData>
+            </a:graphic>
+          </wp:inline>
+        </w:drawing>
+      </w:r>
+    </w:p>
+    <w:p>
+      <w:pPr>
+        <w:pStyle w:val="Caption"/>
+        <w:keepLines/>
+        <w:jc w:val="center"/>
+      </w:pPr>
+      <w:r>
+        <w:rPr>
+          <w:color w:val="C00000"/>
+        </w:rPr>
+        <w:t>図2a PawMatchの役割分担：里親希望者と譲渡者の直接対話を残し、審査・手続き・確認をPawMatch運営が支援する。出典：筆者作成。</w:t>
       </w:r>
     </w:p>
     <w:p>
@@ -634,56 +711,16 @@
     </w:p>
     <w:p>
       <w:pPr>
-        <w:spacing w:before="160" w:after="60"/>
-        <w:jc w:val="center"/>
-      </w:pPr>
-      <w:r>
-        <w:drawing>
-          <wp:inline xmlns:a="http://schemas.openxmlformats.org/drawingml/2006/main" xmlns:pic="http://schemas.openxmlformats.org/drawingml/2006/picture">
-            <wp:extent cx="6126480" cy="3230655"/>
-            <wp:docPr id="2" name="Picture 2"/>
-            <wp:cNvGraphicFramePr>
-              <a:graphicFrameLocks noChangeAspect="1"/>
-            </wp:cNvGraphicFramePr>
-            <a:graphic>
-              <a:graphicData uri="http://schemas.openxmlformats.org/drawingml/2006/picture">
-                <pic:pic>
-                  <pic:nvPicPr>
-                    <pic:cNvPr id="0" name="image.png"/>
-                    <pic:cNvPicPr/>
-                  </pic:nvPicPr>
-                  <pic:blipFill>
-                    <a:blip r:embed="rId10"/>
-                    <a:stretch>
-                      <a:fillRect/>
-                    </a:stretch>
-                  </pic:blipFill>
-                  <pic:spPr>
-                    <a:xfrm>
-                      <a:off x="0" y="0"/>
-                      <a:ext cx="6126480" cy="3230655"/>
-                    </a:xfrm>
-                    <a:prstGeom prst="rect"/>
-                  </pic:spPr>
-                </pic:pic>
-              </a:graphicData>
-            </a:graphic>
-          </wp:inline>
-        </w:drawing>
-      </w:r>
-    </w:p>
-    <w:p>
-      <w:pPr>
         <w:pStyle w:val="Caption"/>
         <w:keepNext w:val="0"/>
-        <w:spacing w:after="200" w:line="307" w:lineRule="auto"/>
+        <w:spacing w:after="280" w:line="307" w:lineRule="auto" w:before="200"/>
       </w:pPr>
       <w:r>
         <w:rPr>
           <w:rFonts w:ascii="Yu Gothic" w:hAnsi="Yu Gothic" w:eastAsia="Yu Gothic"/>
           <w:color w:val="B22222"/>
         </w:rPr>
-        <w:t>図2 Proposalのシステム概要。出典：筆者の元図。現行実装との違いは以下に述べる。</w:t>
+        <w:t>図2 現行システムの概要図予定：動物・応募者プロフィール、ケース別の確認、人による審査、フィードバック。Proposalの元図は付録Bに保持する。［判読可能な更新図を挿入］</w:t>
       </w:r>
     </w:p>
     <w:p>
@@ -694,63 +731,23 @@
       <w:r>
         <w:rPr>
           <w:rFonts w:ascii="Yu Gothic" w:hAnsi="Yu Gothic" w:eastAsia="Yu Gothic"/>
-          <w:color w:val="B22222"/>
+          <w:color w:val="000000"/>
         </w:rPr>
-        <w:t>試作は、動物の必要条件、応募者の飼育計画、未確認事項、次の対応を一件の審査記録にまとめる。有用性は工程ごとのウォークスルーと参加者の意見で確かめ、架空画面の操作を実際の譲渡業務と同一視しない。</w:t>
-      </w:r>
-    </w:p>
-    <w:p>
-      <w:pPr>
-        <w:spacing w:before="160" w:after="60"/>
-        <w:jc w:val="center"/>
-      </w:pPr>
-      <w:r>
-        <w:drawing>
-          <wp:inline xmlns:a="http://schemas.openxmlformats.org/drawingml/2006/main" xmlns:pic="http://schemas.openxmlformats.org/drawingml/2006/picture">
-            <wp:extent cx="6126480" cy="2365781"/>
-            <wp:docPr id="3" name="Picture 3"/>
-            <wp:cNvGraphicFramePr>
-              <a:graphicFrameLocks noChangeAspect="1"/>
-            </wp:cNvGraphicFramePr>
-            <a:graphic>
-              <a:graphicData uri="http://schemas.openxmlformats.org/drawingml/2006/picture">
-                <pic:pic>
-                  <pic:nvPicPr>
-                    <pic:cNvPr id="0" name="image.png"/>
-                    <pic:cNvPicPr/>
-                  </pic:nvPicPr>
-                  <pic:blipFill>
-                    <a:blip r:embed="rId11"/>
-                    <a:stretch>
-                      <a:fillRect/>
-                    </a:stretch>
-                  </pic:blipFill>
-                  <pic:spPr>
-                    <a:xfrm>
-                      <a:off x="0" y="0"/>
-                      <a:ext cx="6126480" cy="2365781"/>
-                    </a:xfrm>
-                    <a:prstGeom prst="rect"/>
-                  </pic:spPr>
-                </pic:pic>
-              </a:graphicData>
-            </a:graphic>
-          </wp:inline>
-        </w:drawing>
+        <w:t>評価のため、試作には二つの審査表示を用意する。基本表示は架空の動物・応募者を単純な一覧またはプロフィールとして示す。審査支援表示は適合点、リスク、確認状態、次の対応を加える。この比較により、単に情報を表示する以上の価値があるかを検討する。</w:t>
       </w:r>
     </w:p>
     <w:p>
       <w:pPr>
         <w:pStyle w:val="Caption"/>
         <w:keepNext w:val="0"/>
-        <w:spacing w:after="200" w:line="307" w:lineRule="auto"/>
+        <w:spacing w:after="280" w:line="307" w:lineRule="auto" w:before="200"/>
       </w:pPr>
       <w:r>
         <w:rPr>
           <w:rFonts w:ascii="Yu Gothic" w:hAnsi="Yu Gothic" w:eastAsia="Yu Gothic"/>
           <w:color w:val="B22222"/>
         </w:rPr>
-        <w:t>図3 Proposalの審査フロー。出典：筆者の元図。現行実装は6段階を記録し、最終判断を人が行う。</w:t>
+        <w:t>図3 6段階の審査フロー予定：初期確認→リスク確認→証拠の確認→面談→トライアル→人による最終判断。Proposalの元図は付録Bに保持する。［判読可能な更新図を挿入］</w:t>
       </w:r>
     </w:p>
     <w:p>
@@ -776,7 +773,7 @@
           <w:rFonts w:ascii="Yu Gothic" w:hAnsi="Yu Gothic" w:eastAsia="Yu Gothic"/>
           <w:color w:val="B22222"/>
         </w:rPr>
-        <w:t>表1は、確認項目を選ぶ根拠と暫定的な数値の重みを分けて示す。環境省の指針と先行研究は何を問うべきかの参考になるが、「住環境は25点」という配点までは示していない。初期配点は、安全な住まいと日々の世話に直接関わる条件を相対的に重くした。これは変更可能な設計上の仮定であり、検証済みのリスク予測式ではない。</w:t>
+        <w:t>表1は、確認項目を選ぶ根拠と、数値の重みを分けて示す。環境省の譲渡指針と先行研究は何を問うべきかの参考になるが、日本の譲渡における因果的な影響や「住環境は25点」という正確な配点を示していない。初期配点では、動物を安全に飼える条件と日々の世話を相対的に重くした。これは検証済みのリスク予測式ではなく、専門家による確認と重みの感度分析を要する設計上の仮説である。</w:t>
       </w:r>
     </w:p>
     <w:p>
@@ -1535,61 +1532,35 @@
           <w:rFonts w:ascii="Yu Gothic" w:hAnsi="Yu Gothic" w:eastAsia="Yu Gothic"/>
           <w:color w:val="B22222"/>
         </w:rPr>
-        <w:t>採点は六つの項目単位で行う。具体的な計画には満点、部分的な計画には半点、情報不足または条件との不一致には0点を付ける。表1の細目は確認を導くが、個別に加点しない。情報不足は「不適格」ではなく「要確認」と示す。本人・住居の確認と動物固有の重要な不一致は点数とは別に残し、点数だけで承認・拒否・順位付けをしない。管理者は合計100点を条件に重みを変更し、理由を記録できる。通常の審査画面には現行の重みを反映し、発行済み研究セッションは元の版を保持する。テスト前に配点を固定し、いくつかの代替配点で表示が大きく変わるか手作業で確かめる。</w:t>
-      </w:r>
-    </w:p>
-    <w:p>
-      <w:pPr>
-        <w:spacing w:before="160" w:after="60"/>
-        <w:jc w:val="center"/>
-      </w:pPr>
-      <w:r>
-        <w:drawing>
-          <wp:inline xmlns:a="http://schemas.openxmlformats.org/drawingml/2006/main" xmlns:pic="http://schemas.openxmlformats.org/drawingml/2006/picture">
-            <wp:extent cx="6126480" cy="3280438"/>
-            <wp:docPr id="4" name="Picture 4"/>
-            <wp:cNvGraphicFramePr>
-              <a:graphicFrameLocks noChangeAspect="1"/>
-            </wp:cNvGraphicFramePr>
-            <a:graphic>
-              <a:graphicData uri="http://schemas.openxmlformats.org/drawingml/2006/picture">
-                <pic:pic>
-                  <pic:nvPicPr>
-                    <pic:cNvPr id="0" name="image.png"/>
-                    <pic:cNvPicPr/>
-                  </pic:nvPicPr>
-                  <pic:blipFill>
-                    <a:blip r:embed="rId12"/>
-                    <a:stretch>
-                      <a:fillRect/>
-                    </a:stretch>
-                  </pic:blipFill>
-                  <pic:spPr>
-                    <a:xfrm>
-                      <a:off x="0" y="0"/>
-                      <a:ext cx="6126480" cy="3280438"/>
-                    </a:xfrm>
-                    <a:prstGeom prst="rect"/>
-                  </pic:spPr>
-                </pic:pic>
-              </a:graphicData>
-            </a:graphic>
-          </wp:inline>
-        </w:drawing>
+        <w:t>採点は六つの項目単位で行う。具体的な計画にはその項目の満点、一部だけ具体的な計画には半点、情報不足または条件との不一致には0点を付ける。表1の細目は担当者の確認を導くもので、個別に加点しない。情報不足は「不適格」ではなく「要確認」と表示する。本人・住居の確認と動物固有の重要な不一致は点数とは別の警告に残し、点数だけで承認・拒否・順位付けをしない。管理者は研究設定画面で六つの重みを変更でき、合計100点と変更理由を確認する。現在の設定は通常の審査画面にも反映する一方、発行済みの研究セッションは発行時の版と重みを保持する。通常画面の点数は現行版で再計算されるが、人が記録した過去の判断は書き換えない。参加者評価の前に配点を固定し、別の妥当な配点でも結果が変わるか確認する。</w:t>
       </w:r>
     </w:p>
     <w:p>
       <w:pPr>
         <w:pStyle w:val="Caption"/>
         <w:keepNext w:val="0"/>
-        <w:spacing w:after="200" w:line="307" w:lineRule="auto"/>
+        <w:spacing w:after="280" w:line="307" w:lineRule="auto" w:before="200"/>
       </w:pPr>
       <w:r>
         <w:rPr>
           <w:rFonts w:ascii="Yu Gothic" w:hAnsi="Yu Gothic" w:eastAsia="Yu Gothic"/>
           <w:color w:val="B22222"/>
         </w:rPr>
-        <w:t>Proposalの旧比較設計図。初期案としてこの節に残す。二画面の操作時間比較は最終評価では採用しない。</w:t>
+        <w:t>図5 実装アーキテクチャ予定図：役割別Web画面→REST APIと審査処理→MongoDBまたは合成ケース保存。研究セッションと出力はデモ操作から分ける。［確認済み図を挿入］</w:t>
+      </w:r>
+    </w:p>
+    <w:p>
+      <w:pPr>
+        <w:pStyle w:val="Caption"/>
+        <w:keepNext w:val="0"/>
+        <w:spacing w:after="280" w:line="307" w:lineRule="auto" w:before="200"/>
+      </w:pPr>
+      <w:r>
+        <w:rPr>
+          <w:rFonts w:ascii="Yu Gothic" w:hAnsi="Yu Gothic" w:eastAsia="Yu Gothic"/>
+          <w:color w:val="B22222"/>
+        </w:rPr>
+        <w:t>図6 画面例予定：動物の必要条件と応募者のケア計画、確認状態、審査担当の操作を並べる。進捗グリッドと基本表示の比較画面は別のラベル付きパネルにする。［撮影日を付したスクリーンショットを挿入］</w:t>
       </w:r>
     </w:p>
     <w:p>
@@ -1639,10 +1610,9 @@
       </w:pPr>
       <w:r>
         <w:rPr>
-          <w:rFonts w:ascii="Yu Gothic" w:hAnsi="Yu Gothic" w:eastAsia="Yu Gothic"/>
-          <w:color w:val="000000"/>
+          <w:color w:val="C00000"/>
         </w:rPr>
-        <w:t>判断支援システムは、情報を整理して人の判断を助け、自動化しないという本試作の目的に合う。最終判断は審査担当者が行う。譲渡判断は動物福祉、応募者の責任、個人情報に影響するため、この文脈で完全自動の承認・拒否は適切ではない。</w:t>
+        <w:t>判断支援システムは、情報を整理して人の判断を助け、自動化しないという本試作の目的に合う。PawMatch運営は審査の根拠と次の対応を整理・記録するが、最終的な譲渡には里親希望者と譲渡者の合意が必要である。譲渡判断は動物福祉、応募者の責任、個人情報に影響するため、この文脈で完全自動の承認・拒否は適切ではない。</w:t>
       </w:r>
     </w:p>
     <w:p>
@@ -1707,7 +1677,7 @@
           <w:rFonts w:ascii="Yu Gothic" w:hAnsi="Yu Gothic" w:eastAsia="Yu Gothic"/>
           <w:color w:val="B22222"/>
         </w:rPr>
-        <w:t>この画面は審査担当者の判断を助けるもので、判断を代行しない。Griffinら（2020）は従来の審査条件の多くについて研究上の裏付けが限られると示した。そこで各確認項目の理由を明示する。また、Parasuraman and Manzey（2010）が論じる自動化への過信に備え、高得点でも未確認事項を表示する。参加者にはそのケースで次に何を確認するか尋ねる。実応募者に使う前には、公表された指針との照合と限界の記録を行い、協力者が得られれば保護活動の実務者から意見を聞く。試作を検証済みの審査基準として提供しない。</w:t>
+        <w:t>この画面は審査担当者の判断を助けるもので、判断を代行しない。Griffinら（2020）は従来の応募者審査の条件には研究上の裏付けが乏しいものも多いと示した。そのため各確認項目の理由を明示し、慣習だけで適用しない。また、Parasuraman and Manzey（2010）が論じる自動化への過信を避けるため、暫定点の根拠と未確認事項を、高得点の場合にも表示する。評価では担当者が実際にその警告に気づくかを測る。実応募者に使う前には、ケース別の判断基準を専門家に確認してもらい、配点を変えた場合の影響も調べる必要がある。</w:t>
       </w:r>
     </w:p>
     <w:p>
@@ -1732,9 +1702,9 @@
       <w:r>
         <w:rPr>
           <w:rFonts w:ascii="Yu Gothic" w:hAnsi="Yu Gothic" w:eastAsia="Yu Gothic"/>
-          <w:color w:val="B22222"/>
+          <w:color w:val="000000"/>
         </w:rPr>
-        <w:t>評価では架空の動物・応募者ケースを用いた案内付きウォークスルーを行う。参加者は申込み、確認、リスク検討、連絡、面談・トライアル、最終記録の各工程を見て、理解できたこと、不足する情報、次に取る行動を述べる。</w:t>
+        <w:t>評価には架空の動物・応募者プロフィールを使うシナリオ課題を採用する。目的は技術的な動作確認だけではなく、試作が審査を支えるかを調べることである。参加者は基本表示と審査支援表示で同じ譲渡場面を検討する。</w:t>
       </w:r>
     </w:p>
     <w:p>
@@ -1745,9 +1715,9 @@
       <w:r>
         <w:rPr>
           <w:rFonts w:ascii="Yu Gothic" w:hAnsi="Yu Gothic" w:eastAsia="Yu Gothic"/>
-          <w:color w:val="B22222"/>
+          <w:color w:val="000000"/>
         </w:rPr>
-        <w:t>各工程で参加者は、分かりやすさ、次の判断への役立ち方、理解の確かさを5件法で評価し、具体的な理由を述べる。選んだケースでは重要な未解決事項を一つ挙げ、必要な追加確認や連絡も説明してもらう。実際の譲渡可否は判断させない。</w:t>
+        <w:t>基本表示は応募者情報を単純なプロフィールまたは一覧として示す。審査支援表示には重み付き適合点、リスク、確認状態、推奨される次の対応を加える。参加者には次段階へ進める候補、追加確認が必要な候補、関連するリスク、判断理由を回答してもらう。</w:t>
       </w:r>
     </w:p>
     <w:p>
@@ -1771,9 +1741,9 @@
       <w:r>
         <w:rPr>
           <w:rFonts w:ascii="Yu Gothic" w:hAnsi="Yu Gothic" w:eastAsia="Yu Gothic"/>
-          <w:color w:val="B22222"/>
+          <w:color w:val="000000"/>
         </w:rPr>
-        <w:t>主な結果は工程別の評価、観察した誤解、参加者が述べた不足情報と次の対応である。事前に作ったケース別チェック項目で重要な確認に言及したかを記録するが、これは理解を確かめる問いであり、実務の審査精度ではない。画面の操作時間や単純なリスク発見件数は、実務の効率や既存サービスとの優劣の証拠にしない。</w:t>
+        <w:t>審査時間、関連リスクの発見数、応募者の優先順位付けの一貫性、判断理由の明確さ、有用性、リスクと確認状態の分かりやすさ、点数への過度な依存を測定する。基本表示と比べて効率、一貫性、説明可能性が改善するかを検討する。</w:t>
       </w:r>
     </w:p>
     <w:p>
@@ -1784,63 +1754,23 @@
       <w:r>
         <w:rPr>
           <w:rFonts w:ascii="Yu Gothic" w:hAnsi="Yu Gothic" w:eastAsia="Yu Gothic"/>
-          <w:color w:val="B22222"/>
+          <w:color w:val="000000"/>
         </w:rPr>
-        <w:t>図4は評価の流れを示す。参加に同意した成人5名が選定した架空ケースを確認し、各工程を評価し、次の対応を説明して、短い面接で難しかった点を述べる。結果は問題が起きた工程と改善案を対応させて整理する。</w:t>
-      </w:r>
-    </w:p>
-    <w:p>
-      <w:pPr>
-        <w:spacing w:before="160" w:after="80"/>
-        <w:jc w:val="center"/>
-      </w:pPr>
-      <w:r>
-        <w:drawing>
-          <wp:inline xmlns:a="http://schemas.openxmlformats.org/drawingml/2006/main" xmlns:pic="http://schemas.openxmlformats.org/drawingml/2006/picture">
-            <wp:extent cx="6126480" cy="2339201"/>
-            <wp:docPr id="5" name="Picture 5"/>
-            <wp:cNvGraphicFramePr>
-              <a:graphicFrameLocks noChangeAspect="1"/>
-            </wp:cNvGraphicFramePr>
-            <a:graphic>
-              <a:graphicData uri="http://schemas.openxmlformats.org/drawingml/2006/picture">
-                <pic:pic>
-                  <pic:nvPicPr>
-                    <pic:cNvPr id="0" name="image.png"/>
-                    <pic:cNvPicPr/>
-                  </pic:nvPicPr>
-                  <pic:blipFill>
-                    <a:blip r:embed="rId13"/>
-                    <a:stretch>
-                      <a:fillRect/>
-                    </a:stretch>
-                  </pic:blipFill>
-                  <pic:spPr>
-                    <a:xfrm>
-                      <a:off x="0" y="0"/>
-                      <a:ext cx="6126480" cy="2339201"/>
-                    </a:xfrm>
-                    <a:prstGeom prst="rect"/>
-                  </pic:spPr>
-                </pic:pic>
-              </a:graphicData>
-            </a:graphic>
-          </wp:inline>
-        </w:drawing>
+        <w:t>図4に評価設計を示す。同じ架空の譲渡場面を基本一覧と審査支援表示で検討し、審査時間、発見したリスク、判断理由の明確さ、主観的な有用性を比較する。</w:t>
       </w:r>
     </w:p>
     <w:p>
       <w:pPr>
         <w:pStyle w:val="Caption"/>
         <w:keepNext w:val="0"/>
-        <w:spacing w:after="200" w:line="307" w:lineRule="auto"/>
+        <w:spacing w:after="280" w:line="307" w:lineRule="auto" w:before="200"/>
       </w:pPr>
       <w:r>
         <w:rPr>
           <w:rFonts w:ascii="Yu Gothic" w:hAnsi="Yu Gothic" w:eastAsia="Yu Gothic"/>
           <w:color w:val="B22222"/>
         </w:rPr>
-        <w:t>図4 形成的評価の設計草案。出典：筆者作成。操作時間ではなく工程別の意見と観察した誤解を扱う。</w:t>
+        <w:t>図4 比較設計図予定：AB／BA順序、同じケースの反復による学習、審査時間、重要リスクの発見。Proposalの元図は付録Bに保持する。［判読可能な更新図を挿入］</w:t>
       </w:r>
     </w:p>
     <w:p>
@@ -1867,7 +1797,7 @@
           <w:rFonts w:ascii="Yu Gothic" w:hAnsi="Yu Gothic" w:eastAsia="Yu Gothic"/>
           <w:color w:val="B22222"/>
         </w:rPr>
-        <w:t>評価には同意を得た成人5名を目標とする。GOV.UKの指針は課題を通じた質的ユーザビリティテストに5～6名を勧める（Office for Health Improvement and Disparities, 2020）。一方、サービス全体の定量的ベンチマークには実際の利用者または利用見込み者30～60名を勧める（GOV.UK User Research Community, 2018）。本研究は少人数の形成的ウォークスルーであり、点数で改善すべき工程を見つけ、面接で理由を確かめる。審査効率や譲渡成果のベンチマークではない。</w:t>
+        <w:t>本評価は、同意を得た成人5名を目標とする形成的なテストである。Office for Health Improvement and Disparities（2020）は、課題を通じて使いにくさを見つける質的ユーザビリティテストには5～6名を勧める。一方、GOV.UK User Research Community（2018）は、サービス全体のユーザビリティを定量的にベンチマークする際には実際の利用者または利用見込み者30～60名の募集を勧める。5名は個人研究としての現実的な目標であり、統計的検出力に基づく人数でもサービス全体のベンチマークでもない。所要時間と発見リスク数は観察した問題点や記述理由と併せて記述的に示すが、統計的有意差、母集団での性能、実務上の審査時間短縮は主張しない。</w:t>
       </w:r>
     </w:p>
     <w:p>
@@ -1880,7 +1810,7 @@
           <w:rFonts w:ascii="Yu Gothic" w:hAnsi="Yu Gothic" w:eastAsia="Yu Gothic"/>
           <w:color w:val="B22222"/>
         </w:rPr>
-        <w:t>各参加者は異なる架空ケース2件を一度ずつ見る。同じケースの反復による学習を避けるためである。審査の6工程ごとに「目的と現在の状態が分かるか」「次の対応を考えるのに役立つか」「何が未確認かを理解できた自信があるか」を1～5点で尋ねる。低い評価には理由を求め、どの評価にも具体例を添えてもらう。二つのケースでは不足する証拠と次の連絡・確認を本人の言葉で説明してもらう。誘導せず操作と誤解を観察し、最後に不要な手順、点数による誤解、足りない情報を短く面接する。工程×参加者の表、各点数の分布と回答人数、繰り返し現れた意見、反対意見、そこからの設計変更を報告する。保護活動の実務者が参加しなければ、団体での有効性を検証したとは記さない。</w:t>
+        <w:t>各参加者は架空の2ケースを両表示で扱い、計4課題に回答する。ABとBAの表示順を交互に割り当てるが、5名では3対2となり、同じケースの反復による学習も残る。重要リスクの発見数と審査時間の個人内の差に加え、具体的な操作上の問題、妥当な次段階判断、記述理由、分かりやすさ、高得点への過度な依存を検討する。自由記述は事前の基準で判定し、分母、欠測、表示順、関連経験を報告する。この評価は設計上の問題と有望な兆候を探すもので、平均的な効果を推定しない。動物保護の実務者が参加しない場合、保護団体での使用を検証したとはいえない。</w:t>
       </w:r>
     </w:p>
     <w:p>
@@ -1893,7 +1823,7 @@
           <w:rFonts w:ascii="Yu Gothic" w:hAnsi="Yu Gothic" w:eastAsia="Yu Gothic"/>
           <w:color w:val="B22222"/>
         </w:rPr>
-        <w:t>［要検証：大学の倫理手続で認められた方法に従って口頭またはEメールの同意を記録し、募集方法、参加条件、実人数、実施日、固定した質問票とケース課題を残す。架空の回答で参加者の結果を代用しない。］</w:t>
+        <w:t>［要検証：書面による同意、募集方法、参加条件、人数、実施日、必要な倫理審査、固定したリスク基準と採点重みを記録する。架空の参加者や所要時間で代用しない。］</w:t>
       </w:r>
     </w:p>
     <w:p>
@@ -2322,7 +2252,7 @@
                 <w:color w:val="000000"/>
                 <w:sz w:val="18"/>
               </w:rPr>
-              <w:t>審査画面、リスク表示、次の対応の表示を設計する。</w:t>
+              <w:t>基本表示、審査支援表示、審査画面、リスク表示、次の対応の表示を設計する。</w:t>
             </w:r>
           </w:p>
         </w:tc>
@@ -2689,9 +2619,9 @@
       <w:r>
         <w:rPr>
           <w:rFonts w:ascii="Yu Gothic" w:hAnsi="Yu Gothic" w:eastAsia="Yu Gothic"/>
-          <w:color w:val="B22222"/>
+          <w:color w:val="000000"/>
         </w:rPr>
-        <w:t>最終報告書、GitHub成果物、3分動画は一つか二つの代表的なケースで構成する。実演では動物の必要条件、応募者の計画、未確認事項、人が記録した次の対応をどのように追えるか示す。架空画面の操作速度を現場の譲渡処理の改善とは扱わない。</w:t>
+        <w:t>Assessment 3では、最終報告書、GitHubの成果物、3分間の動画を、一つか二つの代表的なケースで構成する。実演では、基本表示では気づきにくいリスクが、点数、警告、確認状態、推奨される対応によってどのように見つけやすくなるかを示す。</w:t>
       </w:r>
     </w:p>
     <w:p>
@@ -2757,7 +2687,7 @@
           <w:rFonts w:ascii="Yu Gothic" w:hAnsi="Yu Gothic" w:eastAsia="Yu Gothic"/>
           <w:color w:val="B22222"/>
         </w:rPr>
-        <w:t>成人の協力者には事前に説明を行い、大学の倫理手続で認められる範囲で口頭またはEメールにより同意を得る。同意した日、方法、範囲を記録する。研究記録は参加者コードで扱い、撤回、アクセス、保存期間、削除の方法を説明する。テストは研究者のPCまたは用意したデモ用サーバで、架空のアカウントのみを使って行う。実物の本人確認書類、顔画像、収入証明は収集しない。</w:t>
+        <w:t>外部の成人テスターには説明文を渡し、参加前に書面で同意を得る。研究記録は参加者コードで扱い、撤回を可能にし、アクセス、保存期間、削除を文書化する。現行のデモログインは本番水準の本人確認ではなく、本研究では実物の本人確認書類、顔画像、収入証明を収集しない。</w:t>
       </w:r>
     </w:p>
     <w:p>
@@ -2784,7 +2714,16 @@
           <w:rFonts w:ascii="Yu Gothic" w:hAnsi="Yu Gothic" w:eastAsia="Yu Gothic"/>
           <w:color w:val="B22222"/>
         </w:rPr>
-        <w:t>以下に実装した技術構成と公開提出用リポジトリの予定先を示す。試作には役割別画面と、人が最終判断する審査フローがある。提出前には検証済みのコードをこのリポジトリへ移し、再テストして提出するコミットを記録する。</w:t>
+        <w:t>以下にコードの所在と実装した技術構成を示す。アプリは役割別画面と、人が最終判断する審査フローを備えた研究用試作である。URLは設定されているプロジェクトのリポジトリを示す。提出時には試験した版とGitHub上のコミットが一致することを確認する。</w:t>
+      </w:r>
+    </w:p>
+    <w:p>
+      <w:pPr/>
+      <w:r>
+        <w:rPr>
+          <w:color w:val="C00000"/>
+        </w:rPr>
+        <w:t>相談スレッドでは、相談した里親希望者、対象ペットの譲渡者、PawMatch運営だけがメッセージを閲覧・送信できる。ペット固有の回答と運営上の案内は、発信者のロールが分かる表示で区別する。対象外の譲渡者は他者の相談にアクセスできず、審査工程の更新権限は従来どおり審査担当者と管理者に限定する。</w:t>
       </w:r>
     </w:p>
     <w:p>
@@ -2794,73 +2733,9 @@
       </w:pPr>
       <w:r>
         <w:rPr>
-          <w:rFonts w:ascii="Yu Gothic" w:hAnsi="Yu Gothic" w:eastAsia="Yu Gothic"/>
-          <w:color w:val="B22222"/>
+          <w:color w:val="C00000"/>
         </w:rPr>
-        <w:t>公開提出用リポジトリ：</w:t>
-      </w:r>
-      <w:hyperlink r:id="rId14">
-        <w:r>
-          <w:rPr>
-            <w:color w:val="B22222"/>
-            <w:u w:val="single"/>
-          </w:rPr>
-          <w:t>https://github.com/SerikaKawano/PawMatch</w:t>
-        </w:r>
-      </w:hyperlink>
-    </w:p>
-    <w:p>
-      <w:pPr>
-        <w:spacing w:before="160" w:after="80"/>
-        <w:jc w:val="center"/>
-      </w:pPr>
-      <w:r>
-        <w:drawing>
-          <wp:inline xmlns:a="http://schemas.openxmlformats.org/drawingml/2006/main" xmlns:pic="http://schemas.openxmlformats.org/drawingml/2006/picture">
-            <wp:extent cx="6126480" cy="2561983"/>
-            <wp:docPr id="6" name="Picture 6"/>
-            <wp:cNvGraphicFramePr>
-              <a:graphicFrameLocks noChangeAspect="1"/>
-            </wp:cNvGraphicFramePr>
-            <a:graphic>
-              <a:graphicData uri="http://schemas.openxmlformats.org/drawingml/2006/picture">
-                <pic:pic>
-                  <pic:nvPicPr>
-                    <pic:cNvPr id="0" name="image.png"/>
-                    <pic:cNvPicPr/>
-                  </pic:nvPicPr>
-                  <pic:blipFill>
-                    <a:blip r:embed="rId15"/>
-                    <a:stretch>
-                      <a:fillRect/>
-                    </a:stretch>
-                  </pic:blipFill>
-                  <pic:spPr>
-                    <a:xfrm>
-                      <a:off x="0" y="0"/>
-                      <a:ext cx="6126480" cy="2561983"/>
-                    </a:xfrm>
-                    <a:prstGeom prst="rect"/>
-                  </pic:spPr>
-                </pic:pic>
-              </a:graphicData>
-            </a:graphic>
-          </wp:inline>
-        </w:drawing>
-      </w:r>
-    </w:p>
-    <w:p>
-      <w:pPr>
-        <w:pStyle w:val="Caption"/>
-        <w:keepNext w:val="0"/>
-        <w:spacing w:after="200" w:line="307" w:lineRule="auto"/>
-      </w:pPr>
-      <w:r>
-        <w:rPr>
-          <w:rFonts w:ascii="Yu Gothic" w:hAnsi="Yu Gothic" w:eastAsia="Yu Gothic"/>
-          <w:color w:val="B22222"/>
-        </w:rPr>
-        <w:t>図5 実装アーキテクチャ草案。出典：試作コードに基づき筆者作成。提出前に確認・修正する。</w:t>
+        <w:t>コードのリポジトリ：https://github.com/SerikaKawano/PawMatch</w:t>
       </w:r>
     </w:p>
     <w:p>
@@ -3408,29 +3283,14 @@
     </w:p>
     <w:p>
       <w:pPr>
-        <w:pStyle w:val="Caption"/>
-        <w:keepNext w:val="0"/>
-        <w:spacing w:after="280" w:line="307" w:lineRule="auto" w:before="200"/>
-      </w:pPr>
-      <w:r>
-        <w:rPr>
-          <w:rFonts w:ascii="Yu Gothic" w:hAnsi="Yu Gothic" w:eastAsia="Yu Gothic"/>
-          <w:color w:val="B22222"/>
-        </w:rPr>
-        <w:t>図6 画面例予定：動物の必要条件、応募者のケア計画、確認状態、審査担当の次の操作、進捗グリッド。［撮影日を付したスクリーンショットを挿入］</w:t>
-      </w:r>
-    </w:p>
-    <w:p>
-      <w:pPr>
         <w:keepNext w:val="0"/>
         <w:spacing w:after="140" w:line="307" w:lineRule="auto"/>
       </w:pPr>
       <w:r>
         <w:rPr>
-          <w:rFonts w:ascii="Yu Gothic" w:hAnsi="Yu Gothic" w:eastAsia="Yu Gothic"/>
-          <w:color w:val="B22222"/>
+          <w:color w:val="C00000"/>
         </w:rPr>
-        <w:t>表4は2026年9月25日にローカルの作業ツリーで行った検証を示す。自動テストは権限境界、相談情報の所有者、架空ケースの整合性、採点と確認状態の区別、管理者の重み変更の反映、研究参加の同意と撤回、人による最終審査を扱う。これは一部のソフトウェア動作の確認であり、使いやすさ、公平性、動物福祉、実際の譲渡成果の証拠ではない。</w:t>
+        <w:t>表4は2026年9月28日にローカルの作業ツリーで行った検証を示す。自動テストは権限境界、相談情報の所有者、架空ケースの整合性、採点と確認状態の区別、管理者の重み変更の反映、研究参加の同意と撤回、人による最終審査を扱う。これは一部のソフトウェア動作の確認であり、使いやすさ、公平性、動物福祉、実際の譲渡成果の証拠ではない。</w:t>
       </w:r>
     </w:p>
     <w:p>
@@ -3441,10 +3301,9 @@
       </w:pPr>
       <w:r>
         <w:rPr>
-          <w:rFonts w:ascii="Yu Gothic" w:hAnsi="Yu Gothic" w:eastAsia="Yu Gothic"/>
-          <w:color w:val="B22222"/>
+          <w:color w:val="C00000"/>
         </w:rPr>
-        <w:t>表4 2026年9月25日のローカル自動検証</w:t>
+        <w:t>表4 2026年9月28日のローカル自動検証</w:t>
       </w:r>
     </w:p>
     <w:tbl>
@@ -3625,12 +3484,9 @@
             </w:pPr>
             <w:r>
               <w:rPr>
-                <w:rFonts w:ascii="Yu Gothic" w:hAnsi="Yu Gothic" w:eastAsia="Yu Gothic"/>
-                <w:b w:val="0"/>
-                <w:color w:val="B22222"/>
-                <w:sz w:val="19"/>
+                <w:color w:val="C00000"/>
               </w:rPr>
-              <w:t>22件成功、失敗0件</w:t>
+              <w:t>39件成功、失敗0件</w:t>
             </w:r>
           </w:p>
         </w:tc>
@@ -3886,7 +3742,7 @@
           <w:rFonts w:ascii="Yu Gothic" w:hAnsi="Yu Gothic" w:eastAsia="Yu Gothic"/>
           <w:color w:val="B22222"/>
         </w:rPr>
-        <w:t>10 工程別の参加者評価 結果待ち</w:t>
+        <w:t>10 参加者評価の結果 追記予定</w:t>
       </w:r>
     </w:p>
     <w:p>
@@ -3899,7 +3755,7 @@
           <w:rFonts w:ascii="Yu Gothic" w:hAnsi="Yu Gothic" w:eastAsia="Yu Gothic"/>
           <w:color w:val="B22222"/>
         </w:rPr>
-        <w:t>［結果待ち：依頼・同意・完了・撤回の人数、工程ごとの有効回答数と1～5点の評価、観察した誤解、ケース課題での説明、共通点と反対意見、具体的な設計変更を記入する。発言の引用には許可を得る。現時点で参加者の成果は主張しない。］</w:t>
+        <w:t>［結果待ち：依頼、同意、開始、完了、撤回の人数、審査時間の分布、発見した重要リスクと機会数、妥当な次段階判断、理由の判定、高得点への過度な依存、欠測、対応のあるケースごとの比較を記入する。発言の引用には同意を得る。現時点で参加者の成果は主張しない。］</w:t>
       </w:r>
     </w:p>
     <w:tbl>
@@ -3909,10 +3765,9 @@
         <w:tblLook w:firstColumn="1" w:firstRow="1" w:lastColumn="0" w:lastRow="0" w:noHBand="0" w:noVBand="1" w:val="04A0"/>
       </w:tblPr>
       <w:tblGrid>
-        <w:gridCol w:w="1944"/>
-        <w:gridCol w:w="2592"/>
+        <w:gridCol w:w="3312"/>
         <w:gridCol w:w="3240"/>
-        <w:gridCol w:w="2088"/>
+        <w:gridCol w:w="3312"/>
       </w:tblGrid>
       <w:tr>
         <w:trPr>
@@ -3921,7 +3776,7 @@
         </w:trPr>
         <w:tc>
           <w:tcPr>
-            <w:tcW w:type="dxa" w:w="2484"/>
+            <w:tcW w:type="dxa" w:w="3312"/>
             <w:vAlign w:val="center"/>
             <w:tcBorders>
               <w:top w:val="single" w:sz="5" w:color="D9D9D9"/>
@@ -3947,15 +3802,15 @@
                 <w:rFonts w:ascii="Yu Gothic" w:hAnsi="Yu Gothic" w:eastAsia="Yu Gothic"/>
                 <w:b/>
                 <w:color w:val="B22222"/>
-                <w:sz w:val="18"/>
+                <w:sz w:val="19"/>
               </w:rPr>
-              <w:t>審査工程</w:t>
+              <w:t>評価項目</w:t>
             </w:r>
           </w:p>
         </w:tc>
         <w:tc>
           <w:tcPr>
-            <w:tcW w:type="dxa" w:w="2484"/>
+            <w:tcW w:type="dxa" w:w="3312"/>
             <w:vAlign w:val="center"/>
             <w:tcBorders>
               <w:top w:val="single" w:sz="5" w:color="D9D9D9"/>
@@ -3981,15 +3836,15 @@
                 <w:rFonts w:ascii="Yu Gothic" w:hAnsi="Yu Gothic" w:eastAsia="Yu Gothic"/>
                 <w:b/>
                 <w:color w:val="B22222"/>
-                <w:sz w:val="18"/>
+                <w:sz w:val="19"/>
               </w:rPr>
-              <w:t>評価点／有効回答数</w:t>
+              <w:t>基本表示</w:t>
             </w:r>
           </w:p>
         </w:tc>
         <w:tc>
           <w:tcPr>
-            <w:tcW w:type="dxa" w:w="2484"/>
+            <w:tcW w:type="dxa" w:w="3312"/>
             <w:vAlign w:val="center"/>
             <w:tcBorders>
               <w:top w:val="single" w:sz="5" w:color="D9D9D9"/>
@@ -4015,43 +3870,9 @@
                 <w:rFonts w:ascii="Yu Gothic" w:hAnsi="Yu Gothic" w:eastAsia="Yu Gothic"/>
                 <w:b/>
                 <w:color w:val="B22222"/>
-                <w:sz w:val="18"/>
+                <w:sz w:val="19"/>
               </w:rPr>
-              <w:t>観察した問題・発言</w:t>
-            </w:r>
-          </w:p>
-        </w:tc>
-        <w:tc>
-          <w:tcPr>
-            <w:tcW w:type="dxa" w:w="2484"/>
-            <w:vAlign w:val="center"/>
-            <w:tcBorders>
-              <w:top w:val="single" w:sz="5" w:color="D9D9D9"/>
-              <w:left w:val="single" w:sz="5" w:color="D9D9D9"/>
-              <w:bottom w:val="single" w:sz="5" w:color="D9D9D9"/>
-              <w:right w:val="single" w:sz="5" w:color="D9D9D9"/>
-            </w:tcBorders>
-            <w:tcMar>
-              <w:top w:w="55" w:type="dxa"/>
-              <w:bottom w:w="55" w:type="dxa"/>
-              <w:left w:w="90" w:type="dxa"/>
-              <w:right w:w="90" w:type="dxa"/>
-            </w:tcMar>
-            <w:shd w:fill="EDE7E2"/>
-          </w:tcPr>
-          <w:p>
-            <w:pPr>
-              <w:keepNext/>
-              <w:spacing w:before="0" w:after="0" w:line="269" w:lineRule="auto"/>
-            </w:pPr>
-            <w:r>
-              <w:rPr>
-                <w:rFonts w:ascii="Yu Gothic" w:hAnsi="Yu Gothic" w:eastAsia="Yu Gothic"/>
-                <w:b/>
-                <w:color w:val="B22222"/>
-                <w:sz w:val="18"/>
-              </w:rPr>
-              <w:t>設計変更案</w:t>
+              <w:t>審査支援表示</w:t>
             </w:r>
           </w:p>
         </w:tc>
@@ -4062,7 +3883,7 @@
         </w:trPr>
         <w:tc>
           <w:tcPr>
-            <w:tcW w:type="dxa" w:w="2484"/>
+            <w:tcW w:type="dxa" w:w="3312"/>
             <w:vAlign w:val="center"/>
             <w:tcBorders>
               <w:top w:val="single" w:sz="5" w:color="D9D9D9"/>
@@ -4086,15 +3907,15 @@
                 <w:rFonts w:ascii="Yu Gothic" w:hAnsi="Yu Gothic" w:eastAsia="Yu Gothic"/>
                 <w:b w:val="0"/>
                 <w:color w:val="B22222"/>
-                <w:sz w:val="18"/>
+                <w:sz w:val="19"/>
               </w:rPr>
-              <w:t>申込み受付</w:t>
+              <w:t>完了した審査</w:t>
             </w:r>
           </w:p>
         </w:tc>
         <w:tc>
           <w:tcPr>
-            <w:tcW w:type="dxa" w:w="2484"/>
+            <w:tcW w:type="dxa" w:w="3312"/>
             <w:vAlign w:val="center"/>
             <w:tcBorders>
               <w:top w:val="single" w:sz="5" w:color="D9D9D9"/>
@@ -4118,15 +3939,15 @@
                 <w:rFonts w:ascii="Yu Gothic" w:hAnsi="Yu Gothic" w:eastAsia="Yu Gothic"/>
                 <w:b w:val="0"/>
                 <w:color w:val="B22222"/>
-                <w:sz w:val="18"/>
+                <w:sz w:val="19"/>
               </w:rPr>
-              <w:t>［明瞭・有用・自信／n］</w:t>
+              <w:t>［件数］</w:t>
             </w:r>
           </w:p>
         </w:tc>
         <w:tc>
           <w:tcPr>
-            <w:tcW w:type="dxa" w:w="2484"/>
+            <w:tcW w:type="dxa" w:w="3312"/>
             <w:vAlign w:val="center"/>
             <w:tcBorders>
               <w:top w:val="single" w:sz="5" w:color="D9D9D9"/>
@@ -4150,15 +3971,20 @@
                 <w:rFonts w:ascii="Yu Gothic" w:hAnsi="Yu Gothic" w:eastAsia="Yu Gothic"/>
                 <w:b w:val="0"/>
                 <w:color w:val="B22222"/>
-                <w:sz w:val="18"/>
+                <w:sz w:val="19"/>
               </w:rPr>
-              <w:t>［根拠と発言］</w:t>
+              <w:t>［件数］</w:t>
             </w:r>
           </w:p>
         </w:tc>
+      </w:tr>
+      <w:tr>
+        <w:trPr>
+          <w:cantSplit/>
+        </w:trPr>
         <w:tc>
           <w:tcPr>
-            <w:tcW w:type="dxa" w:w="2484"/>
+            <w:tcW w:type="dxa" w:w="3312"/>
             <w:vAlign w:val="center"/>
             <w:tcBorders>
               <w:top w:val="single" w:sz="5" w:color="D9D9D9"/>
@@ -4182,20 +4008,15 @@
                 <w:rFonts w:ascii="Yu Gothic" w:hAnsi="Yu Gothic" w:eastAsia="Yu Gothic"/>
                 <w:b w:val="0"/>
                 <w:color w:val="B22222"/>
-                <w:sz w:val="18"/>
+                <w:sz w:val="19"/>
               </w:rPr>
-              <w:t>［変更］</w:t>
+              <w:t>審査時間</w:t>
             </w:r>
           </w:p>
         </w:tc>
-      </w:tr>
-      <w:tr>
-        <w:trPr>
-          <w:cantSplit/>
-        </w:trPr>
         <w:tc>
           <w:tcPr>
-            <w:tcW w:type="dxa" w:w="2484"/>
+            <w:tcW w:type="dxa" w:w="3312"/>
             <w:vAlign w:val="center"/>
             <w:tcBorders>
               <w:top w:val="single" w:sz="5" w:color="D9D9D9"/>
@@ -4219,15 +4040,15 @@
                 <w:rFonts w:ascii="Yu Gothic" w:hAnsi="Yu Gothic" w:eastAsia="Yu Gothic"/>
                 <w:b w:val="0"/>
                 <w:color w:val="B22222"/>
-                <w:sz w:val="18"/>
+                <w:sz w:val="19"/>
               </w:rPr>
-              <w:t>初期確認</w:t>
+              <w:t>［中央値・ばらつき］</w:t>
             </w:r>
           </w:p>
         </w:tc>
         <w:tc>
           <w:tcPr>
-            <w:tcW w:type="dxa" w:w="2484"/>
+            <w:tcW w:type="dxa" w:w="3312"/>
             <w:vAlign w:val="center"/>
             <w:tcBorders>
               <w:top w:val="single" w:sz="5" w:color="D9D9D9"/>
@@ -4251,15 +4072,20 @@
                 <w:rFonts w:ascii="Yu Gothic" w:hAnsi="Yu Gothic" w:eastAsia="Yu Gothic"/>
                 <w:b w:val="0"/>
                 <w:color w:val="B22222"/>
-                <w:sz w:val="18"/>
+                <w:sz w:val="19"/>
               </w:rPr>
-              <w:t>［各点／n］</w:t>
+              <w:t>［中央値・ばらつき］</w:t>
             </w:r>
           </w:p>
         </w:tc>
+      </w:tr>
+      <w:tr>
+        <w:trPr>
+          <w:cantSplit/>
+        </w:trPr>
         <w:tc>
           <w:tcPr>
-            <w:tcW w:type="dxa" w:w="2484"/>
+            <w:tcW w:type="dxa" w:w="3312"/>
             <w:vAlign w:val="center"/>
             <w:tcBorders>
               <w:top w:val="single" w:sz="5" w:color="D9D9D9"/>
@@ -4283,15 +4109,15 @@
                 <w:rFonts w:ascii="Yu Gothic" w:hAnsi="Yu Gothic" w:eastAsia="Yu Gothic"/>
                 <w:b w:val="0"/>
                 <w:color w:val="B22222"/>
-                <w:sz w:val="18"/>
+                <w:sz w:val="19"/>
               </w:rPr>
-              <w:t>［根拠と発言］</w:t>
+              <w:t>発見した重要リスク</w:t>
             </w:r>
           </w:p>
         </w:tc>
         <w:tc>
           <w:tcPr>
-            <w:tcW w:type="dxa" w:w="2484"/>
+            <w:tcW w:type="dxa" w:w="3312"/>
             <w:vAlign w:val="center"/>
             <w:tcBorders>
               <w:top w:val="single" w:sz="5" w:color="D9D9D9"/>
@@ -4315,20 +4141,15 @@
                 <w:rFonts w:ascii="Yu Gothic" w:hAnsi="Yu Gothic" w:eastAsia="Yu Gothic"/>
                 <w:b w:val="0"/>
                 <w:color w:val="B22222"/>
-                <w:sz w:val="18"/>
+                <w:sz w:val="19"/>
               </w:rPr>
-              <w:t>［変更］</w:t>
+              <w:t>［件数／機会数］</w:t>
             </w:r>
           </w:p>
         </w:tc>
-      </w:tr>
-      <w:tr>
-        <w:trPr>
-          <w:cantSplit/>
-        </w:trPr>
         <w:tc>
           <w:tcPr>
-            <w:tcW w:type="dxa" w:w="2484"/>
+            <w:tcW w:type="dxa" w:w="3312"/>
             <w:vAlign w:val="center"/>
             <w:tcBorders>
               <w:top w:val="single" w:sz="5" w:color="D9D9D9"/>
@@ -4352,15 +4173,20 @@
                 <w:rFonts w:ascii="Yu Gothic" w:hAnsi="Yu Gothic" w:eastAsia="Yu Gothic"/>
                 <w:b w:val="0"/>
                 <w:color w:val="B22222"/>
-                <w:sz w:val="18"/>
+                <w:sz w:val="19"/>
               </w:rPr>
-              <w:t>リスク・適合性</w:t>
+              <w:t>［件数／機会数］</w:t>
             </w:r>
           </w:p>
         </w:tc>
+      </w:tr>
+      <w:tr>
+        <w:trPr>
+          <w:cantSplit/>
+        </w:trPr>
         <w:tc>
           <w:tcPr>
-            <w:tcW w:type="dxa" w:w="2484"/>
+            <w:tcW w:type="dxa" w:w="3312"/>
             <w:vAlign w:val="center"/>
             <w:tcBorders>
               <w:top w:val="single" w:sz="5" w:color="D9D9D9"/>
@@ -4384,15 +4210,15 @@
                 <w:rFonts w:ascii="Yu Gothic" w:hAnsi="Yu Gothic" w:eastAsia="Yu Gothic"/>
                 <w:b w:val="0"/>
                 <w:color w:val="B22222"/>
-                <w:sz w:val="18"/>
+                <w:sz w:val="19"/>
               </w:rPr>
-              <w:t>［各点／n］</w:t>
+              <w:t>妥当な次段階判断</w:t>
             </w:r>
           </w:p>
         </w:tc>
         <w:tc>
           <w:tcPr>
-            <w:tcW w:type="dxa" w:w="2484"/>
+            <w:tcW w:type="dxa" w:w="3312"/>
             <w:vAlign w:val="center"/>
             <w:tcBorders>
               <w:top w:val="single" w:sz="5" w:color="D9D9D9"/>
@@ -4416,15 +4242,15 @@
                 <w:rFonts w:ascii="Yu Gothic" w:hAnsi="Yu Gothic" w:eastAsia="Yu Gothic"/>
                 <w:b w:val="0"/>
                 <w:color w:val="B22222"/>
-                <w:sz w:val="18"/>
+                <w:sz w:val="19"/>
               </w:rPr>
-              <w:t>［根拠と発言］</w:t>
+              <w:t>［件数／全件］</w:t>
             </w:r>
           </w:p>
         </w:tc>
         <w:tc>
           <w:tcPr>
-            <w:tcW w:type="dxa" w:w="2484"/>
+            <w:tcW w:type="dxa" w:w="3312"/>
             <w:vAlign w:val="center"/>
             <w:tcBorders>
               <w:top w:val="single" w:sz="5" w:color="D9D9D9"/>
@@ -4448,9 +4274,9 @@
                 <w:rFonts w:ascii="Yu Gothic" w:hAnsi="Yu Gothic" w:eastAsia="Yu Gothic"/>
                 <w:b w:val="0"/>
                 <w:color w:val="B22222"/>
-                <w:sz w:val="18"/>
+                <w:sz w:val="19"/>
               </w:rPr>
-              <w:t>［変更］</w:t>
+              <w:t>［件数／全件］</w:t>
             </w:r>
           </w:p>
         </w:tc>
@@ -4461,7 +4287,7 @@
         </w:trPr>
         <w:tc>
           <w:tcPr>
-            <w:tcW w:type="dxa" w:w="2484"/>
+            <w:tcW w:type="dxa" w:w="3312"/>
             <w:vAlign w:val="center"/>
             <w:tcBorders>
               <w:top w:val="single" w:sz="5" w:color="D9D9D9"/>
@@ -4485,15 +4311,15 @@
                 <w:rFonts w:ascii="Yu Gothic" w:hAnsi="Yu Gothic" w:eastAsia="Yu Gothic"/>
                 <w:b w:val="0"/>
                 <w:color w:val="B22222"/>
-                <w:sz w:val="18"/>
+                <w:sz w:val="19"/>
               </w:rPr>
-              <w:t>書類確認・連絡</w:t>
+              <w:t>点数への過度な依存</w:t>
             </w:r>
           </w:p>
         </w:tc>
         <w:tc>
           <w:tcPr>
-            <w:tcW w:type="dxa" w:w="2484"/>
+            <w:tcW w:type="dxa" w:w="3312"/>
             <w:vAlign w:val="center"/>
             <w:tcBorders>
               <w:top w:val="single" w:sz="5" w:color="D9D9D9"/>
@@ -4517,15 +4343,15 @@
                 <w:rFonts w:ascii="Yu Gothic" w:hAnsi="Yu Gothic" w:eastAsia="Yu Gothic"/>
                 <w:b w:val="0"/>
                 <w:color w:val="B22222"/>
-                <w:sz w:val="18"/>
+                <w:sz w:val="19"/>
               </w:rPr>
-              <w:t>［各点／n］</w:t>
+              <w:t>［件数／該当例］</w:t>
             </w:r>
           </w:p>
         </w:tc>
         <w:tc>
           <w:tcPr>
-            <w:tcW w:type="dxa" w:w="2484"/>
+            <w:tcW w:type="dxa" w:w="3312"/>
             <w:vAlign w:val="center"/>
             <w:tcBorders>
               <w:top w:val="single" w:sz="5" w:color="D9D9D9"/>
@@ -4549,307 +4375,9 @@
                 <w:rFonts w:ascii="Yu Gothic" w:hAnsi="Yu Gothic" w:eastAsia="Yu Gothic"/>
                 <w:b w:val="0"/>
                 <w:color w:val="B22222"/>
-                <w:sz w:val="18"/>
+                <w:sz w:val="19"/>
               </w:rPr>
-              <w:t>［根拠と発言］</w:t>
-            </w:r>
-          </w:p>
-        </w:tc>
-        <w:tc>
-          <w:tcPr>
-            <w:tcW w:type="dxa" w:w="2484"/>
-            <w:vAlign w:val="center"/>
-            <w:tcBorders>
-              <w:top w:val="single" w:sz="5" w:color="D9D9D9"/>
-              <w:left w:val="single" w:sz="5" w:color="D9D9D9"/>
-              <w:bottom w:val="single" w:sz="5" w:color="D9D9D9"/>
-              <w:right w:val="single" w:sz="5" w:color="D9D9D9"/>
-            </w:tcBorders>
-            <w:tcMar>
-              <w:top w:w="55" w:type="dxa"/>
-              <w:bottom w:w="55" w:type="dxa"/>
-              <w:left w:w="90" w:type="dxa"/>
-              <w:right w:w="90" w:type="dxa"/>
-            </w:tcMar>
-          </w:tcPr>
-          <w:p>
-            <w:pPr>
-              <w:spacing w:before="0" w:after="0" w:line="269" w:lineRule="auto"/>
-            </w:pPr>
-            <w:r>
-              <w:rPr>
-                <w:rFonts w:ascii="Yu Gothic" w:hAnsi="Yu Gothic" w:eastAsia="Yu Gothic"/>
-                <w:b w:val="0"/>
-                <w:color w:val="B22222"/>
-                <w:sz w:val="18"/>
-              </w:rPr>
-              <w:t>［変更］</w:t>
-            </w:r>
-          </w:p>
-        </w:tc>
-      </w:tr>
-      <w:tr>
-        <w:trPr>
-          <w:cantSplit/>
-        </w:trPr>
-        <w:tc>
-          <w:tcPr>
-            <w:tcW w:type="dxa" w:w="2484"/>
-            <w:vAlign w:val="center"/>
-            <w:tcBorders>
-              <w:top w:val="single" w:sz="5" w:color="D9D9D9"/>
-              <w:left w:val="single" w:sz="5" w:color="D9D9D9"/>
-              <w:bottom w:val="single" w:sz="5" w:color="D9D9D9"/>
-              <w:right w:val="single" w:sz="5" w:color="D9D9D9"/>
-            </w:tcBorders>
-            <w:tcMar>
-              <w:top w:w="55" w:type="dxa"/>
-              <w:bottom w:w="55" w:type="dxa"/>
-              <w:left w:w="90" w:type="dxa"/>
-              <w:right w:w="90" w:type="dxa"/>
-            </w:tcMar>
-          </w:tcPr>
-          <w:p>
-            <w:pPr>
-              <w:spacing w:before="0" w:after="0" w:line="269" w:lineRule="auto"/>
-            </w:pPr>
-            <w:r>
-              <w:rPr>
-                <w:rFonts w:ascii="Yu Gothic" w:hAnsi="Yu Gothic" w:eastAsia="Yu Gothic"/>
-                <w:b w:val="0"/>
-                <w:color w:val="B22222"/>
-                <w:sz w:val="18"/>
-              </w:rPr>
-              <w:t>面談・トライアル</w:t>
-            </w:r>
-          </w:p>
-        </w:tc>
-        <w:tc>
-          <w:tcPr>
-            <w:tcW w:type="dxa" w:w="2484"/>
-            <w:vAlign w:val="center"/>
-            <w:tcBorders>
-              <w:top w:val="single" w:sz="5" w:color="D9D9D9"/>
-              <w:left w:val="single" w:sz="5" w:color="D9D9D9"/>
-              <w:bottom w:val="single" w:sz="5" w:color="D9D9D9"/>
-              <w:right w:val="single" w:sz="5" w:color="D9D9D9"/>
-            </w:tcBorders>
-            <w:tcMar>
-              <w:top w:w="55" w:type="dxa"/>
-              <w:bottom w:w="55" w:type="dxa"/>
-              <w:left w:w="90" w:type="dxa"/>
-              <w:right w:w="90" w:type="dxa"/>
-            </w:tcMar>
-          </w:tcPr>
-          <w:p>
-            <w:pPr>
-              <w:spacing w:before="0" w:after="0" w:line="269" w:lineRule="auto"/>
-            </w:pPr>
-            <w:r>
-              <w:rPr>
-                <w:rFonts w:ascii="Yu Gothic" w:hAnsi="Yu Gothic" w:eastAsia="Yu Gothic"/>
-                <w:b w:val="0"/>
-                <w:color w:val="B22222"/>
-                <w:sz w:val="18"/>
-              </w:rPr>
-              <w:t>［各点／n］</w:t>
-            </w:r>
-          </w:p>
-        </w:tc>
-        <w:tc>
-          <w:tcPr>
-            <w:tcW w:type="dxa" w:w="2484"/>
-            <w:vAlign w:val="center"/>
-            <w:tcBorders>
-              <w:top w:val="single" w:sz="5" w:color="D9D9D9"/>
-              <w:left w:val="single" w:sz="5" w:color="D9D9D9"/>
-              <w:bottom w:val="single" w:sz="5" w:color="D9D9D9"/>
-              <w:right w:val="single" w:sz="5" w:color="D9D9D9"/>
-            </w:tcBorders>
-            <w:tcMar>
-              <w:top w:w="55" w:type="dxa"/>
-              <w:bottom w:w="55" w:type="dxa"/>
-              <w:left w:w="90" w:type="dxa"/>
-              <w:right w:w="90" w:type="dxa"/>
-            </w:tcMar>
-          </w:tcPr>
-          <w:p>
-            <w:pPr>
-              <w:spacing w:before="0" w:after="0" w:line="269" w:lineRule="auto"/>
-            </w:pPr>
-            <w:r>
-              <w:rPr>
-                <w:rFonts w:ascii="Yu Gothic" w:hAnsi="Yu Gothic" w:eastAsia="Yu Gothic"/>
-                <w:b w:val="0"/>
-                <w:color w:val="B22222"/>
-                <w:sz w:val="18"/>
-              </w:rPr>
-              <w:t>［根拠と発言］</w:t>
-            </w:r>
-          </w:p>
-        </w:tc>
-        <w:tc>
-          <w:tcPr>
-            <w:tcW w:type="dxa" w:w="2484"/>
-            <w:vAlign w:val="center"/>
-            <w:tcBorders>
-              <w:top w:val="single" w:sz="5" w:color="D9D9D9"/>
-              <w:left w:val="single" w:sz="5" w:color="D9D9D9"/>
-              <w:bottom w:val="single" w:sz="5" w:color="D9D9D9"/>
-              <w:right w:val="single" w:sz="5" w:color="D9D9D9"/>
-            </w:tcBorders>
-            <w:tcMar>
-              <w:top w:w="55" w:type="dxa"/>
-              <w:bottom w:w="55" w:type="dxa"/>
-              <w:left w:w="90" w:type="dxa"/>
-              <w:right w:w="90" w:type="dxa"/>
-            </w:tcMar>
-          </w:tcPr>
-          <w:p>
-            <w:pPr>
-              <w:spacing w:before="0" w:after="0" w:line="269" w:lineRule="auto"/>
-            </w:pPr>
-            <w:r>
-              <w:rPr>
-                <w:rFonts w:ascii="Yu Gothic" w:hAnsi="Yu Gothic" w:eastAsia="Yu Gothic"/>
-                <w:b w:val="0"/>
-                <w:color w:val="B22222"/>
-                <w:sz w:val="18"/>
-              </w:rPr>
-              <w:t>［変更］</w:t>
-            </w:r>
-          </w:p>
-        </w:tc>
-      </w:tr>
-      <w:tr>
-        <w:trPr>
-          <w:cantSplit/>
-        </w:trPr>
-        <w:tc>
-          <w:tcPr>
-            <w:tcW w:type="dxa" w:w="2484"/>
-            <w:vAlign w:val="center"/>
-            <w:tcBorders>
-              <w:top w:val="single" w:sz="5" w:color="D9D9D9"/>
-              <w:left w:val="single" w:sz="5" w:color="D9D9D9"/>
-              <w:bottom w:val="single" w:sz="5" w:color="D9D9D9"/>
-              <w:right w:val="single" w:sz="5" w:color="D9D9D9"/>
-            </w:tcBorders>
-            <w:tcMar>
-              <w:top w:w="55" w:type="dxa"/>
-              <w:bottom w:w="55" w:type="dxa"/>
-              <w:left w:w="90" w:type="dxa"/>
-              <w:right w:w="90" w:type="dxa"/>
-            </w:tcMar>
-          </w:tcPr>
-          <w:p>
-            <w:pPr>
-              <w:spacing w:before="0" w:after="0" w:line="269" w:lineRule="auto"/>
-            </w:pPr>
-            <w:r>
-              <w:rPr>
-                <w:rFonts w:ascii="Yu Gothic" w:hAnsi="Yu Gothic" w:eastAsia="Yu Gothic"/>
-                <w:b w:val="0"/>
-                <w:color w:val="B22222"/>
-                <w:sz w:val="18"/>
-              </w:rPr>
-              <w:t>最終記録</w:t>
-            </w:r>
-          </w:p>
-        </w:tc>
-        <w:tc>
-          <w:tcPr>
-            <w:tcW w:type="dxa" w:w="2484"/>
-            <w:vAlign w:val="center"/>
-            <w:tcBorders>
-              <w:top w:val="single" w:sz="5" w:color="D9D9D9"/>
-              <w:left w:val="single" w:sz="5" w:color="D9D9D9"/>
-              <w:bottom w:val="single" w:sz="5" w:color="D9D9D9"/>
-              <w:right w:val="single" w:sz="5" w:color="D9D9D9"/>
-            </w:tcBorders>
-            <w:tcMar>
-              <w:top w:w="55" w:type="dxa"/>
-              <w:bottom w:w="55" w:type="dxa"/>
-              <w:left w:w="90" w:type="dxa"/>
-              <w:right w:w="90" w:type="dxa"/>
-            </w:tcMar>
-          </w:tcPr>
-          <w:p>
-            <w:pPr>
-              <w:spacing w:before="0" w:after="0" w:line="269" w:lineRule="auto"/>
-            </w:pPr>
-            <w:r>
-              <w:rPr>
-                <w:rFonts w:ascii="Yu Gothic" w:hAnsi="Yu Gothic" w:eastAsia="Yu Gothic"/>
-                <w:b w:val="0"/>
-                <w:color w:val="B22222"/>
-                <w:sz w:val="18"/>
-              </w:rPr>
-              <w:t>［各点／n］</w:t>
-            </w:r>
-          </w:p>
-        </w:tc>
-        <w:tc>
-          <w:tcPr>
-            <w:tcW w:type="dxa" w:w="2484"/>
-            <w:vAlign w:val="center"/>
-            <w:tcBorders>
-              <w:top w:val="single" w:sz="5" w:color="D9D9D9"/>
-              <w:left w:val="single" w:sz="5" w:color="D9D9D9"/>
-              <w:bottom w:val="single" w:sz="5" w:color="D9D9D9"/>
-              <w:right w:val="single" w:sz="5" w:color="D9D9D9"/>
-            </w:tcBorders>
-            <w:tcMar>
-              <w:top w:w="55" w:type="dxa"/>
-              <w:bottom w:w="55" w:type="dxa"/>
-              <w:left w:w="90" w:type="dxa"/>
-              <w:right w:w="90" w:type="dxa"/>
-            </w:tcMar>
-          </w:tcPr>
-          <w:p>
-            <w:pPr>
-              <w:spacing w:before="0" w:after="0" w:line="269" w:lineRule="auto"/>
-            </w:pPr>
-            <w:r>
-              <w:rPr>
-                <w:rFonts w:ascii="Yu Gothic" w:hAnsi="Yu Gothic" w:eastAsia="Yu Gothic"/>
-                <w:b w:val="0"/>
-                <w:color w:val="B22222"/>
-                <w:sz w:val="18"/>
-              </w:rPr>
-              <w:t>［根拠と発言］</w:t>
-            </w:r>
-          </w:p>
-        </w:tc>
-        <w:tc>
-          <w:tcPr>
-            <w:tcW w:type="dxa" w:w="2484"/>
-            <w:vAlign w:val="center"/>
-            <w:tcBorders>
-              <w:top w:val="single" w:sz="5" w:color="D9D9D9"/>
-              <w:left w:val="single" w:sz="5" w:color="D9D9D9"/>
-              <w:bottom w:val="single" w:sz="5" w:color="D9D9D9"/>
-              <w:right w:val="single" w:sz="5" w:color="D9D9D9"/>
-            </w:tcBorders>
-            <w:tcMar>
-              <w:top w:w="55" w:type="dxa"/>
-              <w:bottom w:w="55" w:type="dxa"/>
-              <w:left w:w="90" w:type="dxa"/>
-              <w:right w:w="90" w:type="dxa"/>
-            </w:tcMar>
-          </w:tcPr>
-          <w:p>
-            <w:pPr>
-              <w:spacing w:before="0" w:after="0" w:line="269" w:lineRule="auto"/>
-            </w:pPr>
-            <w:r>
-              <w:rPr>
-                <w:rFonts w:ascii="Yu Gothic" w:hAnsi="Yu Gothic" w:eastAsia="Yu Gothic"/>
-                <w:b w:val="0"/>
-                <w:color w:val="B22222"/>
-                <w:sz w:val="18"/>
-              </w:rPr>
-              <w:t>［変更］</w:t>
+              <w:t>［件数／該当例］</w:t>
             </w:r>
           </w:p>
         </w:tc>
@@ -4862,15 +4390,16 @@
     </w:p>
     <w:p>
       <w:pPr>
+        <w:pStyle w:val="Caption"/>
         <w:keepNext w:val="0"/>
-        <w:spacing w:after="140" w:line="307" w:lineRule="auto"/>
+        <w:spacing w:after="280" w:line="307" w:lineRule="auto" w:before="200"/>
       </w:pPr>
       <w:r>
         <w:rPr>
           <w:rFonts w:ascii="Yu Gothic" w:hAnsi="Yu Gothic" w:eastAsia="Yu Gothic"/>
           <w:color w:val="B22222"/>
         </w:rPr>
-        <w:t>工程ごとに5人の回答または簡潔な分布を示し、平均点だけに集約しない。三つの評価軸は別物であり、工程が分かりやすくても次の判断に役立たない場合がある。発言は「理解できた」「証拠が不足」「表示が誤解を招く」「手順が不要」「その他」に分類し、反例も残す。変更案は観察した発言や行動と対応させる。</w:t>
+        <w:t>図7 結果図予定：表示別の対応のある審査時間と重要リスク発見率を、分母と不確実性とともに示す。［実際の参加者データ収集後にのみ挿入］</w:t>
       </w:r>
     </w:p>
     <w:p>
@@ -4897,7 +4426,7 @@
           <w:rFonts w:ascii="Yu Gothic" w:hAnsi="Yu Gothic" w:eastAsia="Yu Gothic"/>
           <w:color w:val="B22222"/>
         </w:rPr>
-        <w:t>方法上の貢献は、審査工程と参加者の評価点、理由、観察した困難、設計変更を対応させることである。5名は使いにくい箇所を探す形成的評価に適するが、参加者の実務経験と研究者が作ったケースによって観察内容は変わる。5人全員が同じ工程を誤解したなら修正の強い理由になる。一方、誤解が見られなくても、すべての保護団体で使えると確認できたことにはならない。点数が不適切な前進を促すなら、画面の評価点が高くても設計上の問題である。実際の譲渡成立、返還、動物福祉は現場での追跡が必要で、本研究の範囲外である。</w:t>
+        <w:t>想定する方法上の貢献は、同じ架空ケースについて二つの審査表示を比較可能にすることである。自己選択した5名では、研究者が作ったケースと採点基準、反復による学習、専門経験の違いが一人ひとりの結果に強く影響し得る。全員に同じ傾向が出ても、その5名と課題で観察されたことであり、保護団体全体への正確な効果推定ではない。速くても重大なリスクを見落とせば利益とはいえず、発見が改善しても時間がかかる可能性がある。点数が不適切な前進を促せば設計を改める。実際の譲渡成立、返還、動物福祉の結果には現場での追跡が必要であり、短期評価の範囲外である。</w:t>
       </w:r>
     </w:p>
     <w:p>
@@ -4935,9 +4464,9 @@
       <w:r>
         <w:rPr>
           <w:rFonts w:ascii="Yu Gothic" w:hAnsi="Yu Gothic" w:eastAsia="Yu Gothic"/>
-          <w:color w:val="B22222"/>
+          <w:color w:val="000000"/>
         </w:rPr>
-        <w:t>架空ケースを用いることで倫理的リスクを抑えた形成的評価ができる。工程別の評価、観察した誤解、不足情報に関する説明から、審査フローの役立つ部分と修正すべき部分を見つける。実際の譲渡成果や応募者・団体との連絡に要する期間の変化は示せない。</w:t>
+        <w:t>架空データとシナリオを使うことは、倫理的リスクを抑えた評価設計にもつながる。基本表示と比較してリスク発見、審査の一貫性、理由の説明、認識された有用性が改善すれば、この種の判断支援が安全で透明な譲渡の業務過程に役立つ可能性を示す。ただし実際の譲渡成果を直接示すものではない。</w:t>
       </w:r>
     </w:p>
     <w:p>
@@ -4950,7 +4479,7 @@
           <w:rFonts w:ascii="Yu Gothic" w:hAnsi="Yu Gothic" w:eastAsia="Yu Gothic"/>
           <w:color w:val="B22222"/>
         </w:rPr>
-        <w:t>貢献は、動作する審査支援の試作と、工程別の設計上の問題を特定できる評価方法の二つである。現時点で技術的に確認したのはソフトウェアだけである。架空ケースと3分動画から実際の譲渡率の変化は示せない。</w:t>
+        <w:t>動作するソフトウェア、再現可能な比較、審査担当者への効果は別々の根拠を要する。現時点で技術的に確認できるのは第一の点だけである。架空ケースと3分動画から実際の譲渡率の変化は示せない。</w:t>
       </w:r>
     </w:p>
     <w:p>
@@ -4975,10 +4504,9 @@
       </w:pPr>
       <w:r>
         <w:rPr>
-          <w:rFonts w:ascii="Yu Gothic" w:hAnsi="Yu Gothic" w:eastAsia="Yu Gothic"/>
-          <w:color w:val="B22222"/>
+          <w:color w:val="C00000"/>
         </w:rPr>
-        <w:t>本研究の中心仮説は、譲渡審査の簡略化とは確認を省くことではなく、動物ごとの世話の条件、応募者の計画、未確認の証拠、次に人が行う対応を一件の判断につなげることだ、というものである。試作はこの流れを実装し、22件の自動テストで一部の機能的性質を確認した。ただし、これだけで人の判断が改善したとはいえない。</w:t>
+        <w:t>本研究の中心仮説は、譲渡審査の簡略化とは確認を省くことではなく、動物ごとの世話の条件、応募者の計画、未確認の証拠、次に人が行う対応を一件の判断につなげることだ、というものである。試作はこの流れを実装し、39件の自動テストで一部の機能的性質を確認した。ただし、これだけで人の判断が改善したとはいえない。</w:t>
       </w:r>
     </w:p>
     <w:p>
@@ -4991,7 +4519,7 @@
           <w:rFonts w:ascii="Yu Gothic" w:hAnsi="Yu Gothic" w:eastAsia="Yu Gothic"/>
           <w:color w:val="B22222"/>
         </w:rPr>
-        <w:t>検証する設計仮説は、審査担当者が各工程で次に必要な確認とその理由を説明でき、暫定点が高くても承認と取り違えない、というものである。工程別の評価点で分かりやすさと役立ち方の認識を捉え、ケース課題と観察した誤解でその認識が実際の理解を伴うか確かめる。高評価でも住居やケアの確認を見落とせば、その工程が機能している証拠とはみなさない。［テスト後：実際の回答表、反例、行った変更を記入し、役立たなかった工程も同じ重みで報告する。］</w:t>
+        <w:t>検証する予測は、基本表示に比べ、審査支援表示なら事前に定めた重要リスクを少なくとも同程度に発見し、判断理由と追加確認をより具体的に記し、妥当な次段階判断までの時間を短縮できる、というものである。高得点でも住居やケアの証拠が未確認の事例で、数値への頼りすぎも調べる。時間が短くても重大な見落としが増えれば「安全な簡略化」は支持しない。発見が増えて時間も延びれば、効率と安全のトレードオフを結論にする。［参加者評価後：差、分母、不確実性、差がない結果や不利な結果も記入し、仮説のどこが支持されたかを示す。］</w:t>
       </w:r>
     </w:p>
     <w:p>
@@ -5004,7 +4532,7 @@
           <w:rFonts w:ascii="Yu Gothic" w:hAnsi="Yu Gothic" w:eastAsia="Yu Gothic"/>
           <w:color w:val="B22222"/>
         </w:rPr>
-        <w:t>現時点の結論は、根拠をたどれ、人が判断する審査フローを構築・技術検証できたことである。予定する5名の評価は工程別の意見によって設計を改善できるが、現場の譲渡期間の短縮や動物福祉の改善は示せない。長期の成果には団体との実地協力と譲渡後の追跡が必要である。3分動画は成果物を示すもので、参加者評価の代わりではない。</w:t>
+        <w:t>比較評価を終えるまでは、根拠をたどれ、人が判断する審査フローを構築・技術検証できたことが結論であり、譲渡成立や動物福祉の改善は結論ではない。5名の質的テストは設計上の問題や今後の研究の方向を示し得るが、一般的な効率改善の実証にはならない。長期の成果には保護団体との実地研究と譲渡後の追跡が必要である。3分動画はソフトウェアと研究課題を示すが、参加者評価の代わりにはならない。</w:t>
       </w:r>
     </w:p>
     <w:p>
@@ -5038,7 +4566,7 @@
           <w:color w:val="B22222"/>
           <w:sz w:val="19"/>
         </w:rPr>
-        <w:t>Chang, M. and Cañarte, G. (2023) 'Agapet: Supporting a responsible adoption process for stray and abandoned pets in urban areas', Extended Abstracts of the 2023 CHI Conference on Human Factors in Computing Systems, pp. 1–5. doi: 10.1145/3544549.3583845. Conference listing: https://chi2023.acm.org/for-authors/student-design-competition/ (Accessed: 27 September 2026).</w:t>
+        <w:t>Chang, M. and Cañarte, G. (2023) 'Agapet: Supporting a responsible adoption process for stray and abandoned pets in urban areas', Extended Abstracts of the 2023 CHI Conference on Human Factors in Computing Systems, pp. 1–5. doi: 10.1145/3544549.3583845.</w:t>
       </w:r>
     </w:p>
     <w:p>
@@ -5068,7 +4596,7 @@
           <w:color w:val="B22222"/>
           <w:sz w:val="19"/>
         </w:rPr>
-        <w:t>Griffin, K.E., John, E., Pike, T. and Mills, D.S. (2020) 'Can This Dog Be Rehomed to You? A Qualitative Analysis and Assessment of the Scientific Quality of the Potential Adopter Screening Policies and Procedures of Rehoming Organisations', Frontiers in Veterinary Science, 7, 617525. doi: 10.3389/fvets.2020.617525.</w:t>
+        <w:t>Griffin, K.E., John, E., Pike, T. and Mills, D.S. (2020) 'Can This Dog Be Rehomed to You?', Frontiers in Veterinary Science, 7, 617525. doi: 10.3389/fvets.2020.617525.</w:t>
       </w:r>
     </w:p>
     <w:p>
@@ -5083,7 +4611,7 @@
           <w:color w:val="B22222"/>
           <w:sz w:val="19"/>
         </w:rPr>
-        <w:t>Lord, L.K., Reider, L., Herron, M.E. and Graszak, K. (2008) 'Health and behavior problems in dogs and cats one week and one month after adoption from animal shelters', Journal of the American Veterinary Medical Association, 233(11), pp. 1715–1722. doi: 10.2460/javma.233.11.1715. Indexed abstract: https://pubmed.ncbi.nlm.nih.gov/19046028/ (Accessed: 27 September 2026).</w:t>
+        <w:t>Lord, L.K., Reider, L., Herron, M.E. and Graszak, K. (2008) 'Health and behavior problems in dogs and cats one week and one month after adoption from animal shelters', Journal of the American Veterinary Medical Association, 233(11), pp. 1715–1722. doi: 10.2460/javma.233.11.1715.</w:t>
       </w:r>
     </w:p>
     <w:p>
@@ -5098,7 +4626,7 @@
           <w:color w:val="B22222"/>
           <w:sz w:val="19"/>
         </w:rPr>
-        <w:t>Ministry of the Environment (2006) Guidelines for Supporting Animal Rehoming [譲渡支援のためのガイドライン, in Japanese]. Available at: https://www.env.go.jp/nature/dobutsu/aigo/2_data/pamph/support/02.pdf (Accessed: 27 September 2026).</w:t>
+        <w:t>Ministry of the Environment (2006) Guidelines for finding a new owner [in Japanese]. Available at: https://www.env.go.jp/nature/dobutsu/aigo/2_data/pamph/support/02.pdf (Accessed: 24 September 2026).</w:t>
       </w:r>
     </w:p>
     <w:p>
@@ -5113,7 +4641,7 @@
           <w:color w:val="B22222"/>
           <w:sz w:val="19"/>
         </w:rPr>
-        <w:t>Ministry of the Environment (2021) Guidelines for Preventing Animal Hoarding and Excessive Animal Ownership [English partial translation of the Japanese guidance issued March 2021]. Available at: https://www.env.go.jp/nature/dobutsu/aigo/2_data/pamph/r0409/guideline.pdf (Accessed: 27 September 2026).</w:t>
+        <w:t>Ministry of the Environment (2022) Guidelines on measures to address animal hoarding [in Japanese]. Available at: https://www.env.go.jp/nature/dobutsu/aigo/2_data/pamph/r0409/guideline.pdf (Accessed: 24 September 2026).</w:t>
       </w:r>
     </w:p>
     <w:p>
@@ -5128,7 +4656,7 @@
           <w:color w:val="B22222"/>
           <w:sz w:val="19"/>
         </w:rPr>
-        <w:t>Ministry of the Environment (2025) Intake and disposition of dogs and cats [in Japanese]. Available at: https://www.env.go.jp/nature/dobutsu/aigo/2_data/statistics/dog-cat.html (Accessed: 27 September 2026).</w:t>
+        <w:t>Ministry of the Environment (2025) Intake and disposition of dogs and cats [in Japanese]. Available at: https://www.env.go.jp/nature/dobutsu/aigo/2_data/statistics/dog-cat.html (Accessed: 24 September 2026).</w:t>
       </w:r>
     </w:p>
     <w:p>
@@ -5173,7 +4701,7 @@
           <w:color w:val="B22222"/>
           <w:sz w:val="19"/>
         </w:rPr>
-        <w:t>Parasuraman, R. and Manzey, D.H. (2010) 'Complacency and bias in human use of automation: an attentional integration', Human Factors, 52(3), pp. 381–410. doi: 10.1177/0018720810376055. Indexed abstract: https://pubmed.ncbi.nlm.nih.gov/21077562/ (Accessed: 27 September 2026).</w:t>
+        <w:t>Parasuraman, R. and Manzey, D.H. (2010) 'Complacency and bias in human use of automation', Human Factors, 52(3), pp. 381–410. doi: 10.1177/0018720810376055.</w:t>
       </w:r>
     </w:p>
     <w:p>
@@ -5188,7 +4716,7 @@
           <w:color w:val="B22222"/>
           <w:sz w:val="19"/>
         </w:rPr>
-        <w:t>Powell, L. et al. (2022) 'Returning a Shelter Dog: The Role of Owner Expectations and Dog Behavior', Animals, 12(9), 1053. doi: 10.3390/ani12091053. Full text: https://pmc.ncbi.nlm.nih.gov/articles/PMC9100056/ (Accessed: 27 September 2026).</w:t>
+        <w:t>Powell, L. et al. (2022) 'Returning a Shelter Dog: The Role of Owner Expectations and Dog Behavior', Animals, 12(9), 1053. doi: 10.3390/ani12091053.</w:t>
       </w:r>
     </w:p>
     <w:p>
@@ -5203,7 +4731,7 @@
           <w:color w:val="B22222"/>
           <w:sz w:val="19"/>
         </w:rPr>
-        <w:t>Shelterluv (n.d.) Features. Available at: https://www.shelterluv.com/product/features/ (Accessed: 27 September 2026).</w:t>
+        <w:t>Shelterluv (n.d.) Features. Available at: https://www.shelterluv.com/product/features/ (Accessed: 24 September 2026).</w:t>
       </w:r>
     </w:p>
     <w:p>
@@ -14149,6 +13677,200 @@
         <w:spacing w:after="40"/>
       </w:pPr>
     </w:p>
+    <w:p>
+      <w:r>
+        <w:br w:type="page"/>
+      </w:r>
+    </w:p>
+    <w:p>
+      <w:pPr>
+        <w:pStyle w:val="Heading1"/>
+        <w:keepNext/>
+        <w:spacing w:after="200" w:line="307" w:lineRule="auto"/>
+      </w:pPr>
+      <w:r>
+        <w:rPr>
+          <w:rFonts w:ascii="Yu Gothic" w:hAnsi="Yu Gothic" w:eastAsia="Yu Gothic"/>
+          <w:color w:val="B22222"/>
+        </w:rPr>
+        <w:t>付録B Proposalの元の設計図</w:t>
+      </w:r>
+    </w:p>
+    <w:p>
+      <w:pPr>
+        <w:keepNext w:val="0"/>
+        <w:spacing w:after="140" w:line="307" w:lineRule="auto"/>
+      </w:pPr>
+      <w:r>
+        <w:rPr>
+          <w:rFonts w:ascii="Yu Gothic" w:hAnsi="Yu Gothic" w:eastAsia="Yu Gothic"/>
+          <w:color w:val="B22222"/>
+        </w:rPr>
+        <w:t>次の3図は当初の設計記録として保持したもので、現行実装を示す図ではない。特に、元図の応募者の順位付けと10段階の工程は、点数順の順位付けや自動承認・拒否を行わない、根拠を示す6段階の過程へ改めた。提出前に更新版の図2～4を挿入する。</w:t>
+      </w:r>
+    </w:p>
+    <w:p>
+      <w:pPr>
+        <w:spacing w:before="160" w:after="60"/>
+        <w:jc w:val="center"/>
+      </w:pPr>
+      <w:r>
+        <w:drawing>
+          <wp:inline xmlns:a="http://schemas.openxmlformats.org/drawingml/2006/main" xmlns:pic="http://schemas.openxmlformats.org/drawingml/2006/picture">
+            <wp:extent cx="6126480" cy="3230655"/>
+            <wp:docPr id="2" name="Picture 2"/>
+            <wp:cNvGraphicFramePr>
+              <a:graphicFrameLocks noChangeAspect="1"/>
+            </wp:cNvGraphicFramePr>
+            <a:graphic>
+              <a:graphicData uri="http://schemas.openxmlformats.org/drawingml/2006/picture">
+                <pic:pic>
+                  <pic:nvPicPr>
+                    <pic:cNvPr id="0" name="image.png"/>
+                    <pic:cNvPicPr/>
+                  </pic:nvPicPr>
+                  <pic:blipFill>
+                    <a:blip r:embed="rId11"/>
+                    <a:stretch>
+                      <a:fillRect/>
+                    </a:stretch>
+                  </pic:blipFill>
+                  <pic:spPr>
+                    <a:xfrm>
+                      <a:off x="0" y="0"/>
+                      <a:ext cx="6126480" cy="3230655"/>
+                    </a:xfrm>
+                    <a:prstGeom prst="rect"/>
+                  </pic:spPr>
+                </pic:pic>
+              </a:graphicData>
+            </a:graphic>
+          </wp:inline>
+        </w:drawing>
+      </w:r>
+    </w:p>
+    <w:p>
+      <w:pPr>
+        <w:pStyle w:val="Caption"/>
+        <w:keepNext w:val="0"/>
+        <w:spacing w:after="200" w:line="307" w:lineRule="auto"/>
+      </w:pPr>
+      <w:r>
+        <w:rPr>
+          <w:rFonts w:ascii="Yu Gothic" w:hAnsi="Yu Gothic" w:eastAsia="Yu Gothic"/>
+          <w:color w:val="B22222"/>
+        </w:rPr>
+        <w:t>図B1 Proposalの元のシステム概要（更新前の設計）。出典：筆者作成。</w:t>
+      </w:r>
+    </w:p>
+    <w:p>
+      <w:pPr>
+        <w:spacing w:before="160" w:after="60"/>
+        <w:jc w:val="center"/>
+      </w:pPr>
+      <w:r>
+        <w:drawing>
+          <wp:inline xmlns:a="http://schemas.openxmlformats.org/drawingml/2006/main" xmlns:pic="http://schemas.openxmlformats.org/drawingml/2006/picture">
+            <wp:extent cx="6126480" cy="2365781"/>
+            <wp:docPr id="3" name="Picture 3"/>
+            <wp:cNvGraphicFramePr>
+              <a:graphicFrameLocks noChangeAspect="1"/>
+            </wp:cNvGraphicFramePr>
+            <a:graphic>
+              <a:graphicData uri="http://schemas.openxmlformats.org/drawingml/2006/picture">
+                <pic:pic>
+                  <pic:nvPicPr>
+                    <pic:cNvPr id="0" name="image.png"/>
+                    <pic:cNvPicPr/>
+                  </pic:nvPicPr>
+                  <pic:blipFill>
+                    <a:blip r:embed="rId12"/>
+                    <a:stretch>
+                      <a:fillRect/>
+                    </a:stretch>
+                  </pic:blipFill>
+                  <pic:spPr>
+                    <a:xfrm>
+                      <a:off x="0" y="0"/>
+                      <a:ext cx="6126480" cy="2365781"/>
+                    </a:xfrm>
+                    <a:prstGeom prst="rect"/>
+                  </pic:spPr>
+                </pic:pic>
+              </a:graphicData>
+            </a:graphic>
+          </wp:inline>
+        </w:drawing>
+      </w:r>
+    </w:p>
+    <w:p>
+      <w:pPr>
+        <w:pStyle w:val="Caption"/>
+        <w:keepNext w:val="0"/>
+        <w:spacing w:after="200" w:line="307" w:lineRule="auto"/>
+      </w:pPr>
+      <w:r>
+        <w:rPr>
+          <w:rFonts w:ascii="Yu Gothic" w:hAnsi="Yu Gothic" w:eastAsia="Yu Gothic"/>
+          <w:color w:val="B22222"/>
+        </w:rPr>
+        <w:t>図B2 Proposalの元の審査フロー（更新前の設計）。出典：筆者作成。</w:t>
+      </w:r>
+    </w:p>
+    <w:p>
+      <w:pPr>
+        <w:spacing w:before="160" w:after="60"/>
+        <w:jc w:val="center"/>
+      </w:pPr>
+      <w:r>
+        <w:drawing>
+          <wp:inline xmlns:a="http://schemas.openxmlformats.org/drawingml/2006/main" xmlns:pic="http://schemas.openxmlformats.org/drawingml/2006/picture">
+            <wp:extent cx="6126480" cy="3280438"/>
+            <wp:docPr id="4" name="Picture 4"/>
+            <wp:cNvGraphicFramePr>
+              <a:graphicFrameLocks noChangeAspect="1"/>
+            </wp:cNvGraphicFramePr>
+            <a:graphic>
+              <a:graphicData uri="http://schemas.openxmlformats.org/drawingml/2006/picture">
+                <pic:pic>
+                  <pic:nvPicPr>
+                    <pic:cNvPr id="0" name="image.png"/>
+                    <pic:cNvPicPr/>
+                  </pic:nvPicPr>
+                  <pic:blipFill>
+                    <a:blip r:embed="rId13"/>
+                    <a:stretch>
+                      <a:fillRect/>
+                    </a:stretch>
+                  </pic:blipFill>
+                  <pic:spPr>
+                    <a:xfrm>
+                      <a:off x="0" y="0"/>
+                      <a:ext cx="6126480" cy="3280438"/>
+                    </a:xfrm>
+                    <a:prstGeom prst="rect"/>
+                  </pic:spPr>
+                </pic:pic>
+              </a:graphicData>
+            </a:graphic>
+          </wp:inline>
+        </w:drawing>
+      </w:r>
+    </w:p>
+    <w:p>
+      <w:pPr>
+        <w:pStyle w:val="Caption"/>
+        <w:keepNext w:val="0"/>
+        <w:spacing w:after="200" w:line="307" w:lineRule="auto"/>
+      </w:pPr>
+      <w:r>
+        <w:rPr>
+          <w:rFonts w:ascii="Yu Gothic" w:hAnsi="Yu Gothic" w:eastAsia="Yu Gothic"/>
+          <w:color w:val="B22222"/>
+        </w:rPr>
+        <w:t>図B3 Proposalの元の比較設計（更新前の設計）。出典：筆者作成。</w:t>
+      </w:r>
+    </w:p>
     <w:sectPr>
       <w:pgSz w:w="12240" w:h="15840"/>
       <w:pgMar w:top="1080" w:right="1152" w:bottom="1008" w:left="1152" w:header="720" w:footer="720" w:gutter="0"/>

--- a/docs/reports/Final_Report_Integrated_Draft_JA.docx
+++ b/docs/reports/Final_Report_Integrated_Draft_JA.docx
@@ -88,16 +88,9 @@
       </w:pPr>
       <w:r>
         <w:rPr>
-          <w:rFonts w:ascii="Yu Gothic" w:hAnsi="Yu Gothic" w:eastAsia="Yu Gothic"/>
-          <w:color w:val="B22222"/>
+          <w:color w:val="FF0000"/>
         </w:rPr>
-        <w:t>本研究は、日本の犬猫譲渡におけるリスクを考慮した審査画面を開発・評価する。試作は動物固有の世話の条件と応募者の計画、確認状態、人による段階的判断を結びつける。基本プロフィール表示と審査支援表示を比べるシナリオ評価を設計し、審査時間、重要リスクの発見、判断理由の質、点数への過度な依存を調べる。現時点のソフトウェアと架空ケースは実装可能性を示すが、参加者評価と実際の譲渡成果は未収集である。本報告書は元の問題設定・設計・評価計画を維持しつつ、実装済みの機能と検証待ちの仮説を区別する。</w:t>
-      </w:r>
-      <w:r>
-        <w:rPr>
-          <w:color w:val="C00000"/>
-        </w:rPr>
-        <w:t xml:space="preserve"> 運用上は里親希望者と譲渡者の直接対話を残しながら、負担の大きい審査、証拠確認、工程管理をPawMatchの審査担当者と管理者が担う。</w:t>
+        <w:t>本研究は、日本の犬猫譲渡におけるリスクを考慮した審査画面を開発・評価する。試作は動物固有の世話の条件と応募者の計画、確認状態、人による段階的判断を結びつける。申込情報のみの画面とPawMatchの確認支援付き画面を比べるシナリオ評価を設計し、重要リスクの発見、判断理由の質、情報の分かりやすさ、有用性、点数への過度な依存を調べる。画面操作の経過時間は、実際の譲渡で生じる追加連絡や書類確認を再現しないため、主成果ではなく補助的な観察値として扱う。現時点のソフトウェアと合成ケースは実装可能性を示すが、参加者評価と実際の譲渡成果は未収集である。本報告書は元の問題設定・設計・評価計画を維持しつつ、実装済みの機能と検証待ちの仮説を区別する。運用上は里親希望者と譲渡者の直接対話を残しながら、負担の大きい審査、証拠確認、工程管理をPawMatchの審査担当者と管理者が担う。</w:t>
       </w:r>
     </w:p>
     <w:p>
@@ -473,10 +466,9 @@
       </w:pPr>
       <w:r>
         <w:rPr>
-          <w:rFonts w:ascii="Yu Gothic" w:hAnsi="Yu Gothic" w:eastAsia="Yu Gothic"/>
-          <w:color w:val="B22222"/>
+          <w:color w:val="FF0000"/>
         </w:rPr>
-        <w:t>先行研究やサービスは、譲渡までの道筋を伝えたり、団体の案件を管理したりする助けになる。本研究ではさらに、動物の必要条件、応募者の計画、未確認事項を一画面で示すと、審査担当者は重要なリスクを見つけ、次の対応を理由とともに説明しやすくなるかを確かめる。同じ架空ケースを二種類の画面で比較する。既存製品との優劣や、実際の譲渡件数の増加までは結論にしない。</w:t>
+        <w:t>先行研究やサービスは、譲渡までの道筋を伝えたり、団体の案件を管理したりする助けになる。本研究ではさらに、動物の必要条件、応募者の計画、未確認事項を一画面で示すと、審査担当者は重要なリスクを見つけ、次の対応を理由とともに説明しやすくなるかを確かめる。既存製品との優劣や、実際の譲渡件数の増加までは結論にしない。</w:t>
       </w:r>
     </w:p>
     <w:p>
@@ -501,10 +493,9 @@
       </w:pPr>
       <w:r>
         <w:rPr>
-          <w:rFonts w:ascii="Yu Gothic" w:hAnsi="Yu Gothic" w:eastAsia="Yu Gothic"/>
-          <w:color w:val="B22222"/>
+          <w:color w:val="FF0000"/>
         </w:rPr>
-        <w:t>研究課題（RQ）は、基本表示と審査支援表示を比べる際に何を観察するかを、次の三点に整理したものである。</w:t>
+        <w:t>研究課題（RQ）は、申込情報のみの画面とPawMatchの確認支援付き画面を同じケースで使ったとき、参加者の判断にどのような違いが表れるかを、次の三点に整理したものである。</w:t>
       </w:r>
     </w:p>
     <w:p>
@@ -514,10 +505,9 @@
       </w:pPr>
       <w:r>
         <w:rPr>
-          <w:rFonts w:ascii="Yu Gothic" w:hAnsi="Yu Gothic" w:eastAsia="Yu Gothic"/>
-          <w:color w:val="B22222"/>
+          <w:color w:val="FF0000"/>
         </w:rPr>
-        <w:t>・RQ1（速さと安全性）：ケースごとに事前に定めた重要なリスクを見落とさず、次の手続きをより速く判断できるか。所要時間と重要リスクの発見率を一緒に見る。</w:t>
+        <w:t>・RQ1（重要な確認に気づけるか）：動物の必要なケアと応募者の計画を結び付け、事前に定めた重要リスク、未確認事項、次に確かめる内容を見落とさず挙げられるか。</w:t>
       </w:r>
     </w:p>
     <w:p>
@@ -527,10 +517,9 @@
       </w:pPr>
       <w:r>
         <w:rPr>
-          <w:rFonts w:ascii="Yu Gothic" w:hAnsi="Yu Gothic" w:eastAsia="Yu Gothic"/>
-          <w:color w:val="B22222"/>
+          <w:color w:val="FF0000"/>
         </w:rPr>
-        <w:t>・RQ2（説明のしやすさ）：なぜその判断をしたか、何を追加確認すべきかを具体的に説明できるか。記述を事前に決めたケース別の基準と照合する。</w:t>
+        <w:t>・RQ2（判断を説明しやすいか）：なぜその候補を選び、何を追加確認するのかを具体的に説明できるか。自由記述の研究者採点に加え、各課題後の有用性、情報の分かりやすさ、判断理由を説明できる自信を5段階で尋ねる。</w:t>
       </w:r>
     </w:p>
     <w:p>
@@ -540,10 +529,9 @@
       </w:pPr>
       <w:r>
         <w:rPr>
-          <w:rFonts w:ascii="Yu Gothic" w:hAnsi="Yu Gothic" w:eastAsia="Yu Gothic"/>
-          <w:color w:val="B22222"/>
+          <w:color w:val="FF0000"/>
         </w:rPr>
-        <w:t>・RQ3（点数への頼りすぎ）：点数が高くても住居やケアの証拠が未確認のとき、数値だけで先に進めず、確認待ちに気づけるか。</w:t>
+        <w:t>・RQ3（画面を過信しないか）：点数が高くても住居やケアの証拠が未確認のとき、数値だけで先へ進めず、確認待ちに気づけるか。重要リスクの見落としと、画面の結論・数値を重視した程度の自己評価を併せて確認する。</w:t>
       </w:r>
     </w:p>
     <w:p>
@@ -730,10 +718,9 @@
       </w:pPr>
       <w:r>
         <w:rPr>
-          <w:rFonts w:ascii="Yu Gothic" w:hAnsi="Yu Gothic" w:eastAsia="Yu Gothic"/>
-          <w:color w:val="000000"/>
+          <w:color w:val="FF0000"/>
         </w:rPr>
-        <w:t>評価のため、試作には二つの審査表示を用意する。基本表示は架空の動物・応募者を単純な一覧またはプロフィールとして示す。審査支援表示は適合点、リスク、確認状態、次の対応を加える。この比較により、単に情報を表示する以上の価値があるかを検討する。</w:t>
+        <w:t>評価のため、試作には二つの審査画面を用意する。「申込情報のみ」は同じ動物・応募者の事実と確認状態を示す。「PawMatch確認支援付き」は、それらに適合点、点数の根拠、リスク、次の確認を加える。どちらも候補順と元の情報を同じにし、確認支援を加えたときの判断と説明の違いを比較する。</w:t>
       </w:r>
     </w:p>
     <w:p>
@@ -1701,10 +1688,9 @@
       </w:pPr>
       <w:r>
         <w:rPr>
-          <w:rFonts w:ascii="Yu Gothic" w:hAnsi="Yu Gothic" w:eastAsia="Yu Gothic"/>
-          <w:color w:val="000000"/>
+          <w:color w:val="FF0000"/>
         </w:rPr>
-        <w:t>評価には架空の動物・応募者プロフィールを使うシナリオ課題を採用する。目的は技術的な動作確認だけではなく、試作が審査を支えるかを調べることである。参加者は基本表示と審査支援表示で同じ譲渡場面を検討する。</w:t>
+        <w:t>評価には合成の動物・応募者プロファイルを使うシナリオ課題を採用する。目的は技術的な動作確認だけではなく、試作が判断に必要な情報の理解と説明を支えるかを調べることである。参加者は「申込情報のみ」と「PawMatch確認支援付き」で同じ譲渡場面を検討する。</w:t>
       </w:r>
     </w:p>
     <w:p>
@@ -1714,10 +1700,9 @@
       </w:pPr>
       <w:r>
         <w:rPr>
-          <w:rFonts w:ascii="Yu Gothic" w:hAnsi="Yu Gothic" w:eastAsia="Yu Gothic"/>
-          <w:color w:val="000000"/>
+          <w:color w:val="FF0000"/>
         </w:rPr>
-        <w:t>基本表示は応募者情報を単純なプロフィールまたは一覧として示す。審査支援表示には重み付き適合点、リスク、確認状態、推奨される次の対応を加える。参加者には次段階へ進める候補、追加確認が必要な候補、関連するリスク、判断理由を回答してもらう。</w:t>
+        <w:t>「申込情報のみ」は応募者の事実と確認状態を単純なプロファイルとして示す。「PawMatch確認支援付き」には重み付き適合点、その根拠、リスク、推奨される次の確認を加える。参加者には各候補への対応、優先候補、関連するリスク、判断理由、次に確かめる内容を回答してもらう。</w:t>
       </w:r>
     </w:p>
     <w:p>
@@ -1740,10 +1725,9 @@
       </w:pPr>
       <w:r>
         <w:rPr>
-          <w:rFonts w:ascii="Yu Gothic" w:hAnsi="Yu Gothic" w:eastAsia="Yu Gothic"/>
-          <w:color w:val="000000"/>
+          <w:color w:val="FF0000"/>
         </w:rPr>
-        <w:t>審査時間、関連リスクの発見数、応募者の優先順位付けの一貫性、判断理由の明確さ、有用性、リスクと確認状態の分かりやすさ、点数への過度な依存を測定する。基本表示と比べて効率、一貫性、説明可能性が改善するかを検討する。</w:t>
+        <w:t>主に測定するのは、想定した重要リスクの発見率、判断理由の明確さ、妥当な次の確認、有用性、情報の分かりやすさ、判断理由を説明できる自信、画面の結論や点数への過度な依存である。各課題後の5段階評価と自由記述を、同じ参加者・同じケースの組で比較する。画面操作の経過時間も記録するが、実際の譲渡で必要な追加連絡や書類確認を含まないため、補助的な観察値とする。</w:t>
       </w:r>
     </w:p>
     <w:p>
@@ -1753,10 +1737,9 @@
       </w:pPr>
       <w:r>
         <w:rPr>
-          <w:rFonts w:ascii="Yu Gothic" w:hAnsi="Yu Gothic" w:eastAsia="Yu Gothic"/>
-          <w:color w:val="000000"/>
+          <w:color w:val="FF0000"/>
         </w:rPr>
-        <w:t>図4に評価設計を示す。同じ架空の譲渡場面を基本一覧と審査支援表示で検討し、審査時間、発見したリスク、判断理由の明確さ、主観的な有用性を比較する。</w:t>
+        <w:t>図4に評価設計を示す。同じ合成の譲渡場面を「申込情報のみ」と「PawMatch確認支援付き」で検討し、重要リスクの発見、判断理由、次の確認、主観評価を比較する。表示順はAB／BAで交互にし、経過時間は参考値として記録する。</w:t>
       </w:r>
     </w:p>
     <w:p>
@@ -1767,10 +1750,9 @@
       </w:pPr>
       <w:r>
         <w:rPr>
-          <w:rFonts w:ascii="Yu Gothic" w:hAnsi="Yu Gothic" w:eastAsia="Yu Gothic"/>
-          <w:color w:val="B22222"/>
+          <w:color w:val="FF0000"/>
         </w:rPr>
-        <w:t>図4 比較設計図予定：AB／BA順序、同じケースの反復による学習、審査時間、重要リスクの発見。Proposalの元図は付録Bに保持する。［判読可能な更新図を挿入］</w:t>
+        <w:t>図4 比較設計図予定：AB／BA順序、同じケースの反復による学習、重要リスクの発見、判断理由、課題後の5段階評価。Proposalの元図は付録Bに保持する。［判読可能な更新図を挿入］</w:t>
       </w:r>
     </w:p>
     <w:p>
@@ -1794,10 +1776,9 @@
       </w:pPr>
       <w:r>
         <w:rPr>
-          <w:rFonts w:ascii="Yu Gothic" w:hAnsi="Yu Gothic" w:eastAsia="Yu Gothic"/>
-          <w:color w:val="B22222"/>
+          <w:color w:val="FF0000"/>
         </w:rPr>
-        <w:t>本評価は、同意を得た成人5名を目標とする形成的なテストである。Office for Health Improvement and Disparities（2020）は、課題を通じて使いにくさを見つける質的ユーザビリティテストには5～6名を勧める。一方、GOV.UK User Research Community（2018）は、サービス全体のユーザビリティを定量的にベンチマークする際には実際の利用者または利用見込み者30～60名の募集を勧める。5名は個人研究としての現実的な目標であり、統計的検出力に基づく人数でもサービス全体のベンチマークでもない。所要時間と発見リスク数は観察した問題点や記述理由と併せて記述的に示すが、統計的有意差、母集団での性能、実務上の審査時間短縮は主張しない。</w:t>
+        <w:t>本評価は、同意を得た成人5名を目標とする形成的なテストである。Office for Health Improvement and Disparities（2020）は、課題を通じて使いにくさを見つける質的ユーザビリティテストには5～6名を勧める。一方、GOV.UK User Research Community（2018）は、サービス全体のユーザビリティを定量的にベンチマークする際には実際の利用者または利用見込み者30～60名の募集を勧める。5名は個人研究としての現実的な目標であり、統計的検出力に基づく人数でもサービス全体のベンチマークでもない。重要リスク、記述理由、課題後評価を中心に参加者ごとの観察を示し、統計的有意差、母集団での性能、実務上の審査時間短縮は主張しない。</w:t>
       </w:r>
     </w:p>
     <w:p>
@@ -1807,10 +1788,9 @@
       </w:pPr>
       <w:r>
         <w:rPr>
-          <w:rFonts w:ascii="Yu Gothic" w:hAnsi="Yu Gothic" w:eastAsia="Yu Gothic"/>
-          <w:color w:val="B22222"/>
+          <w:color w:val="FF0000"/>
         </w:rPr>
-        <w:t>各参加者は架空の2ケースを両表示で扱い、計4課題に回答する。ABとBAの表示順を交互に割り当てるが、5名では3対2となり、同じケースの反復による学習も残る。重要リスクの発見数と審査時間の個人内の差に加え、具体的な操作上の問題、妥当な次段階判断、記述理由、分かりやすさ、高得点への過度な依存を検討する。自由記述は事前の基準で判定し、分母、欠測、表示順、関連経験を報告する。この評価は設計上の問題と有望な兆候を探すもので、平均的な効果を推定しない。動物保護の実務者が参加しない場合、保護団体での使用を検証したとはいえない。</w:t>
+        <w:t>各参加者は合成の2ケースを両画面で扱い、計4課題に回答する。ABとBAの表示順を交互に割り当てるが、5名では3対2となり、同じケースの反復による学習も残る。参加者ごとに重要リスクの発見、具体的な操作上の問題、妥当な次の確認、記述理由、有用性、分かりやすさ、説明の自信、画面への依存を比較する。自由記述は事前の基準で判定し、分母、欠測、表示順、関連経験を報告する。経過時間は参考値として中断の有無とともに示す。この評価は設計上の問題と有望な兆候を探すもので、平均的な効果を推定しない。動物保護の実務者が参加しない場合、保護団体での使用を検証したとはいえない。</w:t>
       </w:r>
     </w:p>
     <w:p>
@@ -1820,10 +1800,9 @@
       </w:pPr>
       <w:r>
         <w:rPr>
-          <w:rFonts w:ascii="Yu Gothic" w:hAnsi="Yu Gothic" w:eastAsia="Yu Gothic"/>
-          <w:color w:val="B22222"/>
+          <w:color w:val="FF0000"/>
         </w:rPr>
-        <w:t>［要検証：書面による同意、募集方法、参加条件、人数、実施日、必要な倫理審査、固定したリスク基準と採点重みを記録する。架空の参加者や所要時間で代用しない。］</w:t>
+        <w:t>［要検証：説明文を用意し、参加前に口頭またはEメールで同意を得た記録、募集方法、参加条件、人数、実施日、必要な倫理審査、固定したリスク基準と採点重みを記録する。アプリ上でも同意確認を行う。合成回答や架空の所要時間で代用しない。］</w:t>
       </w:r>
     </w:p>
     <w:p>
@@ -2618,10 +2597,9 @@
       </w:pPr>
       <w:r>
         <w:rPr>
-          <w:rFonts w:ascii="Yu Gothic" w:hAnsi="Yu Gothic" w:eastAsia="Yu Gothic"/>
-          <w:color w:val="000000"/>
+          <w:color w:val="FF0000"/>
         </w:rPr>
-        <w:t>Assessment 3では、最終報告書、GitHubの成果物、3分間の動画を、一つか二つの代表的なケースで構成する。実演では、基本表示では気づきにくいリスクが、点数、警告、確認状態、推奨される対応によってどのように見つけやすくなるかを示す。</w:t>
+        <w:t>最終提出では、最終報告書、GitHubの成果物、3分間の動画を、一つか二つの代表的なケースで構成する。実演では、申込情報だけでは整理しにくいリスクが、点数の根拠、警告、確認状態、推奨される対応によってどのように確認しやすくなるかを示す。</w:t>
       </w:r>
     </w:p>
     <w:p>
@@ -2684,10 +2662,9 @@
       </w:pPr>
       <w:r>
         <w:rPr>
-          <w:rFonts w:ascii="Yu Gothic" w:hAnsi="Yu Gothic" w:eastAsia="Yu Gothic"/>
-          <w:color w:val="B22222"/>
+          <w:color w:val="FF0000"/>
         </w:rPr>
-        <w:t>外部の成人テスターには説明文を渡し、参加前に書面で同意を得る。研究記録は参加者コードで扱い、撤回を可能にし、アクセス、保存期間、削除を文書化する。現行のデモログインは本番水準の本人確認ではなく、本研究では実物の本人確認書類、顔画像、収入証明を収集しない。</w:t>
+        <w:t>外部の成人テスターには説明文を渡し、参加前に口頭またはEメールで同意を得る。アプリ上でも研究条件を確認し、同意したことを記録する。研究記録は参加者コードで扱い、撤回を可能にし、アクセス、保存期間、削除を文書化する。現行のデモログインは本番水準の本人確認ではなく、本研究では実物の本人確認書類、顔画像、収入証明を収集しない。</w:t>
       </w:r>
     </w:p>
     <w:p>
@@ -3288,9 +3265,9 @@
       </w:pPr>
       <w:r>
         <w:rPr>
-          <w:color w:val="C00000"/>
+          <w:color w:val="FF0000"/>
         </w:rPr>
-        <w:t>表4は2026年9月28日にローカルの作業ツリーで行った検証を示す。自動テストは権限境界、相談情報の所有者、架空ケースの整合性、採点と確認状態の区別、管理者の重み変更の反映、研究参加の同意と撤回、人による最終審査を扱う。これは一部のソフトウェア動作の確認であり、使いやすさ、公平性、動物福祉、実際の譲渡成果の証拠ではない。</w:t>
+        <w:t>表4は2026年9月28日にローカルの作業ツリーで行った検証を示す。42件の自動テストは、権限境界、相談情報の所有者、合成ケースの整合性、採点と確認状態の区別、管理者の重み変更の反映、研究参加の同意と撤回、人による最終審査を扱う。さらにBellaの1ケースで、里親希望者の相談、譲渡者とPawMatch運営の返信、適合性・書類確認、双方が確認する面談・トライアル・最終判断、譲渡承認までを一続きで検証し、完了工程に日時があり時系列が矛盾しないことを確認した。これはソフトウェア動作の確認であり、使いやすさ、公平性、動物福祉、実際の譲渡成果の証拠ではない。</w:t>
       </w:r>
     </w:p>
     <w:p>
@@ -3484,9 +3461,9 @@
             </w:pPr>
             <w:r>
               <w:rPr>
-                <w:color w:val="C00000"/>
+                <w:color w:val="FF0000"/>
               </w:rPr>
-              <w:t>39件成功、失敗0件</w:t>
+              <w:t>42件成功、失敗0件</w:t>
             </w:r>
           </w:p>
         </w:tc>
@@ -3513,12 +3490,9 @@
             </w:pPr>
             <w:r>
               <w:rPr>
-                <w:rFonts w:ascii="Yu Gothic" w:hAnsi="Yu Gothic" w:eastAsia="Yu Gothic"/>
-                <w:b w:val="0"/>
-                <w:color w:val="B22222"/>
-                <w:sz w:val="19"/>
+                <w:color w:val="FF0000"/>
               </w:rPr>
-              <w:t>役割、所有権、研究セッション、採点、審査フロー。</w:t>
+              <w:t>役割、所有権、研究セッション、採点、審査フロー、全ロール横断の譲渡完了。</w:t>
             </w:r>
           </w:p>
         </w:tc>
@@ -3752,10 +3726,9 @@
       </w:pPr>
       <w:r>
         <w:rPr>
-          <w:rFonts w:ascii="Yu Gothic" w:hAnsi="Yu Gothic" w:eastAsia="Yu Gothic"/>
-          <w:color w:val="B22222"/>
+          <w:color w:val="FF0000"/>
         </w:rPr>
-        <w:t>［結果待ち：依頼、同意、開始、完了、撤回の人数、審査時間の分布、発見した重要リスクと機会数、妥当な次段階判断、理由の判定、高得点への過度な依存、欠測、対応のあるケースごとの比較を記入する。発言の引用には同意を得る。現時点で参加者の成果は主張しない。］</w:t>
+        <w:t>［結果待ち：依頼、同意、開始、完了、撤回の人数、重要リスクの発見率、妥当な次の確認、理由の判定、有用性、情報の分かりやすさ、説明の自信、画面への依存、欠測、対応のあるケースごとの比較を記入する。経過時間は中断を除外した補助値として示す。発言の引用には同意を得る。現時点で参加者の成果は主張しない。］</w:t>
       </w:r>
     </w:p>
     <w:tbl>
@@ -3799,10 +3772,7 @@
             </w:pPr>
             <w:r>
               <w:rPr>
-                <w:rFonts w:ascii="Yu Gothic" w:hAnsi="Yu Gothic" w:eastAsia="Yu Gothic"/>
-                <w:b/>
-                <w:color w:val="B22222"/>
-                <w:sz w:val="19"/>
+                <w:color w:val="FF0000"/>
               </w:rPr>
               <w:t>評価項目</w:t>
             </w:r>
@@ -3833,12 +3803,9 @@
             </w:pPr>
             <w:r>
               <w:rPr>
-                <w:rFonts w:ascii="Yu Gothic" w:hAnsi="Yu Gothic" w:eastAsia="Yu Gothic"/>
-                <w:b/>
-                <w:color w:val="B22222"/>
-                <w:sz w:val="19"/>
+                <w:color w:val="FF0000"/>
               </w:rPr>
-              <w:t>基本表示</w:t>
+              <w:t>申込情報のみ</w:t>
             </w:r>
           </w:p>
         </w:tc>
@@ -3867,12 +3834,9 @@
             </w:pPr>
             <w:r>
               <w:rPr>
-                <w:rFonts w:ascii="Yu Gothic" w:hAnsi="Yu Gothic" w:eastAsia="Yu Gothic"/>
-                <w:b/>
-                <w:color w:val="B22222"/>
-                <w:sz w:val="19"/>
+                <w:color w:val="FF0000"/>
               </w:rPr>
-              <w:t>審査支援表示</w:t>
+              <w:t>PawMatch確認支援付き</w:t>
             </w:r>
           </w:p>
         </w:tc>
@@ -3904,12 +3868,9 @@
             </w:pPr>
             <w:r>
               <w:rPr>
-                <w:rFonts w:ascii="Yu Gothic" w:hAnsi="Yu Gothic" w:eastAsia="Yu Gothic"/>
-                <w:b w:val="0"/>
-                <w:color w:val="B22222"/>
-                <w:sz w:val="19"/>
+                <w:color w:val="FF0000"/>
               </w:rPr>
-              <w:t>完了した審査</w:t>
+              <w:t>完了した課題</w:t>
             </w:r>
           </w:p>
         </w:tc>
@@ -3936,12 +3897,9 @@
             </w:pPr>
             <w:r>
               <w:rPr>
-                <w:rFonts w:ascii="Yu Gothic" w:hAnsi="Yu Gothic" w:eastAsia="Yu Gothic"/>
-                <w:b w:val="0"/>
-                <w:color w:val="B22222"/>
-                <w:sz w:val="19"/>
+                <w:color w:val="FF0000"/>
               </w:rPr>
-              <w:t>［件数］</w:t>
+              <w:t>［件数／予定件数］</w:t>
             </w:r>
           </w:p>
         </w:tc>
@@ -3968,12 +3926,9 @@
             </w:pPr>
             <w:r>
               <w:rPr>
-                <w:rFonts w:ascii="Yu Gothic" w:hAnsi="Yu Gothic" w:eastAsia="Yu Gothic"/>
-                <w:b w:val="0"/>
-                <w:color w:val="B22222"/>
-                <w:sz w:val="19"/>
+                <w:color w:val="FF0000"/>
               </w:rPr>
-              <w:t>［件数］</w:t>
+              <w:t>［件数／予定件数］</w:t>
             </w:r>
           </w:p>
         </w:tc>
@@ -4005,12 +3960,9 @@
             </w:pPr>
             <w:r>
               <w:rPr>
-                <w:rFonts w:ascii="Yu Gothic" w:hAnsi="Yu Gothic" w:eastAsia="Yu Gothic"/>
-                <w:b w:val="0"/>
-                <w:color w:val="B22222"/>
-                <w:sz w:val="19"/>
+                <w:color w:val="FF0000"/>
               </w:rPr>
-              <w:t>審査時間</w:t>
+              <w:t>重要リスク発見率</w:t>
             </w:r>
           </w:p>
         </w:tc>
@@ -4037,12 +3989,9 @@
             </w:pPr>
             <w:r>
               <w:rPr>
-                <w:rFonts w:ascii="Yu Gothic" w:hAnsi="Yu Gothic" w:eastAsia="Yu Gothic"/>
-                <w:b w:val="0"/>
-                <w:color w:val="B22222"/>
-                <w:sz w:val="19"/>
+                <w:color w:val="FF0000"/>
               </w:rPr>
-              <w:t>［中央値・ばらつき］</w:t>
+              <w:t>［発見数／機会数］</w:t>
             </w:r>
           </w:p>
         </w:tc>
@@ -4069,12 +4018,9 @@
             </w:pPr>
             <w:r>
               <w:rPr>
-                <w:rFonts w:ascii="Yu Gothic" w:hAnsi="Yu Gothic" w:eastAsia="Yu Gothic"/>
-                <w:b w:val="0"/>
-                <w:color w:val="B22222"/>
-                <w:sz w:val="19"/>
+                <w:color w:val="FF0000"/>
               </w:rPr>
-              <w:t>［中央値・ばらつき］</w:t>
+              <w:t>［発見数／機会数］</w:t>
             </w:r>
           </w:p>
         </w:tc>
@@ -4106,12 +4052,9 @@
             </w:pPr>
             <w:r>
               <w:rPr>
-                <w:rFonts w:ascii="Yu Gothic" w:hAnsi="Yu Gothic" w:eastAsia="Yu Gothic"/>
-                <w:b w:val="0"/>
-                <w:color w:val="B22222"/>
-                <w:sz w:val="19"/>
+                <w:color w:val="FF0000"/>
               </w:rPr>
-              <w:t>発見した重要リスク</w:t>
+              <w:t>判断理由の明確さ</w:t>
             </w:r>
           </w:p>
         </w:tc>
@@ -4138,12 +4081,9 @@
             </w:pPr>
             <w:r>
               <w:rPr>
-                <w:rFonts w:ascii="Yu Gothic" w:hAnsi="Yu Gothic" w:eastAsia="Yu Gothic"/>
-                <w:b w:val="0"/>
-                <w:color w:val="B22222"/>
-                <w:sz w:val="19"/>
+                <w:color w:val="FF0000"/>
               </w:rPr>
-              <w:t>［件数／機会数］</w:t>
+              <w:t>［平均0～3・採点数］</w:t>
             </w:r>
           </w:p>
         </w:tc>
@@ -4170,12 +4110,9 @@
             </w:pPr>
             <w:r>
               <w:rPr>
-                <w:rFonts w:ascii="Yu Gothic" w:hAnsi="Yu Gothic" w:eastAsia="Yu Gothic"/>
-                <w:b w:val="0"/>
-                <w:color w:val="B22222"/>
-                <w:sz w:val="19"/>
+                <w:color w:val="FF0000"/>
               </w:rPr>
-              <w:t>［件数／機会数］</w:t>
+              <w:t>［平均0～3・採点数］</w:t>
             </w:r>
           </w:p>
         </w:tc>
@@ -4207,12 +4144,9 @@
             </w:pPr>
             <w:r>
               <w:rPr>
-                <w:rFonts w:ascii="Yu Gothic" w:hAnsi="Yu Gothic" w:eastAsia="Yu Gothic"/>
-                <w:b w:val="0"/>
-                <w:color w:val="B22222"/>
-                <w:sz w:val="19"/>
+                <w:color w:val="FF0000"/>
               </w:rPr>
-              <w:t>妥当な次段階判断</w:t>
+              <w:t>有用性・分かりやすさ・説明の自信</w:t>
             </w:r>
           </w:p>
         </w:tc>
@@ -4239,12 +4173,9 @@
             </w:pPr>
             <w:r>
               <w:rPr>
-                <w:rFonts w:ascii="Yu Gothic" w:hAnsi="Yu Gothic" w:eastAsia="Yu Gothic"/>
-                <w:b w:val="0"/>
-                <w:color w:val="B22222"/>
-                <w:sz w:val="19"/>
+                <w:color w:val="FF0000"/>
               </w:rPr>
-              <w:t>［件数／全件］</w:t>
+              <w:t>［各平均1～5］</w:t>
             </w:r>
           </w:p>
         </w:tc>
@@ -4271,12 +4202,9 @@
             </w:pPr>
             <w:r>
               <w:rPr>
-                <w:rFonts w:ascii="Yu Gothic" w:hAnsi="Yu Gothic" w:eastAsia="Yu Gothic"/>
-                <w:b w:val="0"/>
-                <w:color w:val="B22222"/>
-                <w:sz w:val="19"/>
+                <w:color w:val="FF0000"/>
               </w:rPr>
-              <w:t>［件数／全件］</w:t>
+              <w:t>［各平均1～5］</w:t>
             </w:r>
           </w:p>
         </w:tc>
@@ -4308,12 +4236,9 @@
             </w:pPr>
             <w:r>
               <w:rPr>
-                <w:rFonts w:ascii="Yu Gothic" w:hAnsi="Yu Gothic" w:eastAsia="Yu Gothic"/>
-                <w:b w:val="0"/>
-                <w:color w:val="B22222"/>
-                <w:sz w:val="19"/>
+                <w:color w:val="FF0000"/>
               </w:rPr>
-              <w:t>点数への過度な依存</w:t>
+              <w:t>画面の結論・数値への依存</w:t>
             </w:r>
           </w:p>
         </w:tc>
@@ -4340,12 +4265,9 @@
             </w:pPr>
             <w:r>
               <w:rPr>
-                <w:rFonts w:ascii="Yu Gothic" w:hAnsi="Yu Gothic" w:eastAsia="Yu Gothic"/>
-                <w:b w:val="0"/>
-                <w:color w:val="B22222"/>
-                <w:sz w:val="19"/>
+                <w:color w:val="FF0000"/>
               </w:rPr>
-              <w:t>［件数／該当例］</w:t>
+              <w:t>［平均1～5］</w:t>
             </w:r>
           </w:p>
         </w:tc>
@@ -4372,12 +4294,9 @@
             </w:pPr>
             <w:r>
               <w:rPr>
-                <w:rFonts w:ascii="Yu Gothic" w:hAnsi="Yu Gothic" w:eastAsia="Yu Gothic"/>
-                <w:b w:val="0"/>
-                <w:color w:val="B22222"/>
-                <w:sz w:val="19"/>
+                <w:color w:val="FF0000"/>
               </w:rPr>
-              <w:t>［件数／該当例］</w:t>
+              <w:t>［平均1～5］</w:t>
             </w:r>
           </w:p>
         </w:tc>
@@ -4396,10 +4315,9 @@
       </w:pPr>
       <w:r>
         <w:rPr>
-          <w:rFonts w:ascii="Yu Gothic" w:hAnsi="Yu Gothic" w:eastAsia="Yu Gothic"/>
-          <w:color w:val="B22222"/>
+          <w:color w:val="FF0000"/>
         </w:rPr>
-        <w:t>図7 結果図予定：表示別の対応のある審査時間と重要リスク発見率を、分母と不確実性とともに示す。［実際の参加者データ収集後にのみ挿入］</w:t>
+        <w:t>図7 結果図予定：同じ参加者・同じケースについて、重要リスク発見率、有用性、情報の分かりやすさ、説明の自信、画面への依存の差を、分母と欠測とともに示す。経過時間は補助図または注記にする。［実際の参加者データ収集後にのみ挿入］</w:t>
       </w:r>
     </w:p>
     <w:p>
@@ -4423,10 +4341,9 @@
       </w:pPr>
       <w:r>
         <w:rPr>
-          <w:rFonts w:ascii="Yu Gothic" w:hAnsi="Yu Gothic" w:eastAsia="Yu Gothic"/>
-          <w:color w:val="B22222"/>
+          <w:color w:val="FF0000"/>
         </w:rPr>
-        <w:t>想定する方法上の貢献は、同じ架空ケースについて二つの審査表示を比較可能にすることである。自己選択した5名では、研究者が作ったケースと採点基準、反復による学習、専門経験の違いが一人ひとりの結果に強く影響し得る。全員に同じ傾向が出ても、その5名と課題で観察されたことであり、保護団体全体への正確な効果推定ではない。速くても重大なリスクを見落とせば利益とはいえず、発見が改善しても時間がかかる可能性がある。点数が不適切な前進を促せば設計を改める。実際の譲渡成立、返還、動物福祉の結果には現場での追跡が必要であり、短期評価の範囲外である。</w:t>
+        <w:t>想定する方法上の貢献は、同じ合成ケースについて二つの審査画面を比較可能にすることである。自己選択した5名では、研究者が作ったケースと採点基準、反復による学習、専門経験の違いが一人ひとりの結果に強く影響し得る。全員に同じ傾向が出ても、その5名と課題で観察されたことであり、保護団体全体への正確な効果推定ではない。リスク発見や説明が改善しても、自己評価だけで実務上の有効性が確定するわけではない。点数が不適切な前進を促したり、画面への依存を強めたりすれば設計を改める。経過時間は実際の追加連絡を含まないため効率の主証拠にしない。実際の譲渡成立、返還、動物福祉の結果には現場での追跡が必要であり、短期評価の範囲外である。</w:t>
       </w:r>
     </w:p>
     <w:p>
@@ -4463,10 +4380,9 @@
       </w:pPr>
       <w:r>
         <w:rPr>
-          <w:rFonts w:ascii="Yu Gothic" w:hAnsi="Yu Gothic" w:eastAsia="Yu Gothic"/>
-          <w:color w:val="000000"/>
+          <w:color w:val="FF0000"/>
         </w:rPr>
-        <w:t>架空データとシナリオを使うことは、倫理的リスクを抑えた評価設計にもつながる。基本表示と比較してリスク発見、審査の一貫性、理由の説明、認識された有用性が改善すれば、この種の判断支援が安全で透明な譲渡の業務過程に役立つ可能性を示す。ただし実際の譲渡成果を直接示すものではない。</w:t>
+        <w:t>合成データとシナリオを使うことは、倫理的リスクを抑えた評価設計にもつながる。申込情報のみの画面と比べ、重要リスクの発見、判断理由、次の確認、情報の分かりやすさ、認識された有用性のいずれかに一貫した改善があり、画面への依存や重大な見落としが増えなければ、この種の判断支援が安全で透明な譲渡の業務過程に役立つ可能性を示す材料になる。ただし実際の譲渡成果を直接示すものではない。</w:t>
       </w:r>
     </w:p>
     <w:p>
@@ -4504,9 +4420,9 @@
       </w:pPr>
       <w:r>
         <w:rPr>
-          <w:color w:val="C00000"/>
+          <w:color w:val="FF0000"/>
         </w:rPr>
-        <w:t>本研究の中心仮説は、譲渡審査の簡略化とは確認を省くことではなく、動物ごとの世話の条件、応募者の計画、未確認の証拠、次に人が行う対応を一件の判断につなげることだ、というものである。試作はこの流れを実装し、39件の自動テストで一部の機能的性質を確認した。ただし、これだけで人の判断が改善したとはいえない。</w:t>
+        <w:t>本研究の中心仮説は、譲渡審査の簡略化とは確認を省くことではなく、動物ごとの世話の条件、応募者の計画、未確認の証拠、次に人が行う対応を一件の判断につなげることだ、というものである。試作はこの流れを実装し、42件の自動テストで一部の機能的性質を確認した。4ロールが参加する一匹の相談から譲渡承認までの合成シナリオも、権限と日時の整合性を保って完了できた。ただし、これだけで人の判断が改善したとはいえない。</w:t>
       </w:r>
     </w:p>
     <w:p>
@@ -4516,10 +4432,9 @@
       </w:pPr>
       <w:r>
         <w:rPr>
-          <w:rFonts w:ascii="Yu Gothic" w:hAnsi="Yu Gothic" w:eastAsia="Yu Gothic"/>
-          <w:color w:val="B22222"/>
+          <w:color w:val="FF0000"/>
         </w:rPr>
-        <w:t>検証する予測は、基本表示に比べ、審査支援表示なら事前に定めた重要リスクを少なくとも同程度に発見し、判断理由と追加確認をより具体的に記し、妥当な次段階判断までの時間を短縮できる、というものである。高得点でも住居やケアの証拠が未確認の事例で、数値への頼りすぎも調べる。時間が短くても重大な見落としが増えれば「安全な簡略化」は支持しない。発見が増えて時間も延びれば、効率と安全のトレードオフを結論にする。［参加者評価後：差、分母、不確実性、差がない結果や不利な結果も記入し、仮説のどこが支持されたかを示す。］</w:t>
+        <w:t>検証する予測は、申込情報のみの画面に比べ、PawMatchの確認支援付き画面では、参加者が事前に定めた重要リスクと次の確認を少なくとも同程度に発見し、判断理由をより具体的に記し、有用性、分かりやすさ、説明の自信を高く評価する、というものである。同時に、高得点でも住居やケアの証拠が未確認の事例で、重大な見落としや画面への依存が増えないことを確かめる。改善が一部の参加者やケースだけなら、その条件と反対例を結果として示す。経過時間は実務上の審査時間短縮を示さない補助値とする。［参加者評価後：差、分母、欠測、反対例を含め、仮説のどこが支持されたかを示す。］</w:t>
       </w:r>
     </w:p>
     <w:p>

--- a/docs/reports/Final_Report_Integrated_Draft_JA.docx
+++ b/docs/reports/Final_Report_Integrated_Draft_JA.docx
@@ -42,10 +42,9 @@
       </w:pPr>
       <w:r>
         <w:rPr>
-          <w:rFonts w:ascii="Yu Gothic" w:hAnsi="Yu Gothic" w:eastAsia="Yu Gothic"/>
-          <w:color w:val="000000"/>
+          <w:color w:val="C00000"/>
         </w:rPr>
-        <w:t>Serika Kawano | CSM500 | 27 September 2026</w:t>
+        <w:t>Serika Kawano | CSM500 | 2026年9月29日</w:t>
       </w:r>
     </w:p>
     <w:p>
@@ -1544,10 +1543,115 @@
       </w:pPr>
       <w:r>
         <w:rPr>
-          <w:rFonts w:ascii="Yu Gothic" w:hAnsi="Yu Gothic" w:eastAsia="Yu Gothic"/>
-          <w:color w:val="B22222"/>
+          <w:color w:val="C00000"/>
         </w:rPr>
-        <w:t>図6 画面例予定：動物の必要条件と応募者のケア計画、確認状態、審査担当の操作を並べる。進捗グリッドと基本表示の比較画面は別のラベル付きパネルにする。［撮影日を付したスクリーンショットを挿入］</w:t>
+        <w:t>図6は、審査の流れを確認する二つの主要画面について、実装時点の画面証拠を示す。画面は日本語表示であり、同じインターフェースを英語表示へ切り替えることもできる。</w:t>
+      </w:r>
+    </w:p>
+    <w:p>
+      <w:pPr>
+        <w:keepNext/>
+        <w:jc w:val="center"/>
+      </w:pPr>
+      <w:r>
+        <w:drawing>
+          <wp:inline xmlns:a="http://schemas.openxmlformats.org/drawingml/2006/main" xmlns:pic="http://schemas.openxmlformats.org/drawingml/2006/picture">
+            <wp:extent cx="5806440" cy="4032250"/>
+            <wp:docPr id="6" name="Picture 6"/>
+            <wp:cNvGraphicFramePr>
+              <a:graphicFrameLocks noChangeAspect="1"/>
+            </wp:cNvGraphicFramePr>
+            <a:graphic>
+              <a:graphicData uri="http://schemas.openxmlformats.org/drawingml/2006/picture">
+                <pic:pic>
+                  <pic:nvPicPr>
+                    <pic:cNvPr id="0" name="review-progress-board-en.png"/>
+                    <pic:cNvPicPr/>
+                  </pic:nvPicPr>
+                  <pic:blipFill>
+                    <a:blip r:embed="rId17"/>
+                    <a:stretch>
+                      <a:fillRect/>
+                    </a:stretch>
+                  </pic:blipFill>
+                  <pic:spPr>
+                    <a:xfrm>
+                      <a:off x="0" y="0"/>
+                      <a:ext cx="5806440" cy="4032250"/>
+                    </a:xfrm>
+                    <a:prstGeom prst="rect"/>
+                  </pic:spPr>
+                </pic:pic>
+              </a:graphicData>
+            </a:graphic>
+          </wp:inline>
+        </w:drawing>
+      </w:r>
+    </w:p>
+    <w:p>
+      <w:pPr>
+        <w:pStyle w:val="Caption"/>
+        <w:keepLines/>
+        <w:jc w:val="center"/>
+      </w:pPr>
+      <w:r>
+        <w:rPr>
+          <w:color w:val="C00000"/>
+        </w:rPr>
+        <w:t>図6a 1申込みを1行で示す審査進捗ボード（2026年9月29日撮影）。出典：筆者。</w:t>
+      </w:r>
+    </w:p>
+    <w:p>
+      <w:pPr>
+        <w:keepNext/>
+        <w:jc w:val="center"/>
+      </w:pPr>
+      <w:r>
+        <w:drawing>
+          <wp:inline xmlns:a="http://schemas.openxmlformats.org/drawingml/2006/main" xmlns:pic="http://schemas.openxmlformats.org/drawingml/2006/picture">
+            <wp:extent cx="5806440" cy="4032250"/>
+            <wp:docPr id="7" name="Picture 7"/>
+            <wp:cNvGraphicFramePr>
+              <a:graphicFrameLocks noChangeAspect="1"/>
+            </wp:cNvGraphicFramePr>
+            <a:graphic>
+              <a:graphicData uri="http://schemas.openxmlformats.org/drawingml/2006/picture">
+                <pic:pic>
+                  <pic:nvPicPr>
+                    <pic:cNvPr id="0" name="image.png"/>
+                    <pic:cNvPicPr/>
+                  </pic:nvPicPr>
+                  <pic:blipFill>
+                    <a:blip r:embed="rId16"/>
+                    <a:stretch>
+                      <a:fillRect/>
+                    </a:stretch>
+                  </pic:blipFill>
+                  <pic:spPr>
+                    <a:xfrm>
+                      <a:off x="0" y="0"/>
+                      <a:ext cx="5806440" cy="4032250"/>
+                    </a:xfrm>
+                    <a:prstGeom prst="rect"/>
+                  </pic:spPr>
+                </pic:pic>
+              </a:graphicData>
+            </a:graphic>
+          </wp:inline>
+        </w:drawing>
+      </w:r>
+    </w:p>
+    <w:p>
+      <w:pPr>
+        <w:pStyle w:val="Caption"/>
+        <w:keepLines/>
+        <w:jc w:val="center"/>
+      </w:pPr>
+      <w:r>
+        <w:rPr>
+          <w:color w:val="C00000"/>
+        </w:rPr>
+        <w:t>図6b 工程、役割分担、人が行う操作を示す適合性確認画面（2026年9月29日撮影）。出典：筆者。</w:t>
       </w:r>
     </w:p>
     <w:p>
@@ -1791,6 +1895,89 @@
           <w:color w:val="FF0000"/>
         </w:rPr>
         <w:t>各参加者は合成の2ケースを両画面で扱い、計4課題に回答する。ABとBAの表示順を交互に割り当てるが、5名では3対2となり、同じケースの反復による学習も残る。参加者ごとに重要リスクの発見、具体的な操作上の問題、妥当な次の確認、記述理由、有用性、分かりやすさ、説明の自信、画面への依存を比較する。自由記述は事前の基準で判定し、分母、欠測、表示順、関連経験を報告する。経過時間は参考値として中断の有無とともに示す。この評価は設計上の問題と有望な兆候を探すもので、平均的な効果を推定しない。動物保護の実務者が参加しない場合、保護団体での使用を検証したとはいえない。</w:t>
+      </w:r>
+    </w:p>
+    <w:p>
+      <w:pPr>
+        <w:pStyle w:val="Heading2"/>
+      </w:pPr>
+      <w:r>
+        <w:rPr>
+          <w:color w:val="C00000"/>
+        </w:rPr>
+        <w:t>6.1 5名による参加者評価の手順</w:t>
+      </w:r>
+    </w:p>
+    <w:p>
+      <w:pPr/>
+      <w:r>
+        <w:rPr>
+          <w:color w:val="C00000"/>
+        </w:rPr>
+        <w:t>各参加者には、約35～45分の進行付きセッションへ1回参加してもらう。実験課題では参加者を審査担当者の立場にそろえる。研究者が行う全ロール横断の譲渡シナリオは技術検証として分け、参加者評価の成果指標には混ぜない。</w:t>
+      </w:r>
+    </w:p>
+    <w:p>
+      <w:pPr/>
+      <w:r>
+        <w:rPr>
+          <w:color w:val="C00000"/>
+        </w:rPr>
+        <w:t>1．同意を得た成人5名を現実的な目的抽出で募集する。可能であれば、現在または過去のペット飼育者2名、保護・譲渡に関わった経験のある人1名、専門経験のない成人2名を含める。関連経験は記録するが、5名を母集団の代表とは扱わない。</w:t>
+      </w:r>
+    </w:p>
+    <w:p>
+      <w:pPr/>
+      <w:r>
+        <w:rPr>
+          <w:color w:val="C00000"/>
+        </w:rPr>
+        <w:t>2．事前に短い説明文を送り、口頭またはEメールで同意を記録する。参加者コードP01～P05を割り当て、本人確認書類、住所、実際の譲渡記録は収集しない。</w:t>
+      </w:r>
+    </w:p>
+    <w:p>
+      <w:pPr/>
+      <w:r>
+        <w:rPr>
+          <w:color w:val="C00000"/>
+        </w:rPr>
+        <w:t>3．研究者のPCまたは用意したサーバ上で実施する。参加者ごとに新しい研究セッションを開始し、前の参加者の回答や工程変更を引き継がない。</w:t>
+      </w:r>
+    </w:p>
+    <w:p>
+      <w:pPr/>
+      <w:r>
+        <w:rPr>
+          <w:color w:val="C00000"/>
+        </w:rPr>
+        <w:t>4．最初の5分で4ロールと、点数、警告、確認状態の意味を中立的に説明する。ただし、採点基準となるケース固有の想定リスクは教えない。</w:t>
+      </w:r>
+    </w:p>
+    <w:p>
+      <w:pPr/>
+      <w:r>
+        <w:rPr>
+          <w:color w:val="C00000"/>
+        </w:rPr>
+        <w:t>5．各参加者は、合成2ケースを「申込情報のみ」と「PawMatch確認支援付き」の両方で扱い、計4課題に回答する。AB／BA順を交互に割り当て、3名と2名に分ける。各課題で対応、重要リスク、判断理由、次の確認を記録する。</w:t>
+      </w:r>
+    </w:p>
+    <w:p>
+      <w:pPr/>
+      <w:r>
+        <w:rPr>
+          <w:color w:val="C00000"/>
+        </w:rPr>
+        <w:t>6．各課題の直後に、有用性、情報の分かりやすさ、判断理由を説明できる自信、画面の結論・点数への依存を1～5で回答してもらう。進行者は助言の有無、操作上の誤り、重要リスクの見落とし、中断を記録する。経過時間は参考値にとどめる。</w:t>
+      </w:r>
+    </w:p>
+    <w:p>
+      <w:pPr/>
+      <w:r>
+        <w:rPr>
+          <w:color w:val="C00000"/>
+        </w:rPr>
+        <w:t>7．最後に、分かりにくい情報、信頼、足りない証拠、役割の分かりやすさを短く聞く。集計前に固定した基準で自由記述を判定し、参加者単位の分母、中央値、範囲、反対例、欠測を示す。統計的有意差は主張しない。</w:t>
       </w:r>
     </w:p>
     <w:p>
@@ -3265,9 +3452,9 @@
       </w:pPr>
       <w:r>
         <w:rPr>
-          <w:color w:val="FF0000"/>
+          <w:color w:val="C00000"/>
         </w:rPr>
-        <w:t>表4は2026年9月28日にローカルの作業ツリーで行った検証を示す。42件の自動テストは、権限境界、相談情報の所有者、合成ケースの整合性、採点と確認状態の区別、管理者の重み変更の反映、研究参加の同意と撤回、人による最終審査を扱う。さらにBellaの1ケースで、里親希望者の相談、譲渡者とPawMatch運営の返信、適合性・書類確認、双方が確認する面談・トライアル・最終判断、譲渡承認までを一続きで検証し、完了工程に日時があり時系列が矛盾しないことを確認した。これはソフトウェア動作の確認であり、使いやすさ、公平性、動物福祉、実際の譲渡成果の証拠ではない。</w:t>
+        <w:t>表4は2026年9月29日にローカルの作業ツリーで行った検証を示す。50件の自動テストはすべて成功した。対象は、役割の境界、掲載情報の所有者、相談情報の所有者、合成ケースの整合性、採点と確認状態の区別、管理者の重み変更の反映、研究参加の同意と撤回、見送り・譲渡済みの準備済みケース、人による最終審査である。Bellaの1ケースでは、譲渡者による掲載と推測しにくい掲載番号から始め、里親希望者の相談、譲渡者とPawMatch運営の返信、適合性・書類確認、双方が確認する面談・トライアル・最終判断、譲渡承認までを一続きで検証し、完了工程の日時が時系列に沿うことを確認した。さらに、隔離した本番ビルドに対して7本のHTTP検証を行い、151通りのロール別ページ・API境界に加え、ログイン、相談、書類、ナビゲーション、保存、研究セッション、撤回の流れがすべて成功した。これはソフトウェア動作の確認であり、使いやすさ、公平性、動物福祉、実際の譲渡成果の証拠ではない。</w:t>
       </w:r>
     </w:p>
     <w:p>
@@ -3280,7 +3467,7 @@
         <w:rPr>
           <w:color w:val="C00000"/>
         </w:rPr>
-        <w:t>表4 2026年9月28日のローカル自動検証</w:t>
+        <w:t>表4 ローカル自動検証（2026年9月29日）</w:t>
       </w:r>
     </w:p>
     <w:tbl>
@@ -3461,9 +3648,9 @@
             </w:pPr>
             <w:r>
               <w:rPr>
-                <w:color w:val="FF0000"/>
+                <w:color w:val="C00000"/>
               </w:rPr>
-              <w:t>42件成功、失敗0件</w:t>
+              <w:t>50件成功、失敗0件</w:t>
             </w:r>
           </w:p>
         </w:tc>
@@ -3490,9 +3677,9 @@
             </w:pPr>
             <w:r>
               <w:rPr>
-                <w:color w:val="FF0000"/>
+                <w:color w:val="C00000"/>
               </w:rPr>
-              <w:t>役割、所有権、研究セッション、採点、審査フロー、全ロール横断の譲渡完了。</w:t>
+              <w:t>掲載、役割、所有権、研究セッション、採点、準備済みの結果、全ロール横断の譲渡完了。</w:t>
             </w:r>
           </w:p>
         </w:tc>
@@ -4420,9 +4607,9 @@
       </w:pPr>
       <w:r>
         <w:rPr>
-          <w:color w:val="FF0000"/>
+          <w:color w:val="C00000"/>
         </w:rPr>
-        <w:t>本研究の中心仮説は、譲渡審査の簡略化とは確認を省くことではなく、動物ごとの世話の条件、応募者の計画、未確認の証拠、次に人が行う対応を一件の判断につなげることだ、というものである。試作はこの流れを実装し、42件の自動テストで一部の機能的性質を確認した。4ロールが参加する一匹の相談から譲渡承認までの合成シナリオも、権限と日時の整合性を保って完了できた。ただし、これだけで人の判断が改善したとはいえない。</w:t>
+        <w:t>本研究の中心仮説は、譲渡審査の簡略化とは確認を省くことではなく、動物ごとの世話の条件、応募者の計画、未確認の証拠、次に人が行う対応を一件の判断につなげることだ、というものである。試作はこの流れを実装した。50件の自動テストと隔離した本番ビルドに対する7本のHTTP検証はすべて成功し、掲載から相談、審査、譲渡承認までの全ロール横断シナリオも、権限と日時の整合性を保って完了した。これにより技術的な実現可能性と内部整合性は示されたが、人の判断が改善したとはまだいえない。</w:t>
       </w:r>
     </w:p>
     <w:p>
